--- a/Normalization.docx
+++ b/Normalization.docx
@@ -33,9 +33,9 @@
           <w:noProof/>
         </w:rPr>
         <w:drawing>
-          <wp:inline distT="0" distB="0" distL="0" distR="0" wp14:anchorId="351A8683" wp14:editId="55A71665">
-            <wp:extent cx="5149850" cy="3182893"/>
-            <wp:effectExtent l="0" t="0" r="0" b="0"/>
+          <wp:inline distT="0" distB="0" distL="0" distR="0" wp14:anchorId="727FCF2B" wp14:editId="1419DFB7">
+            <wp:extent cx="5943600" cy="4869815"/>
+            <wp:effectExtent l="0" t="0" r="0" b="6985"/>
             <wp:docPr id="1" name="Picture 1"/>
             <wp:cNvGraphicFramePr>
               <a:graphicFrameLocks xmlns:a="http://schemas.openxmlformats.org/drawingml/2006/main" noChangeAspect="1"/>
@@ -56,7 +56,7 @@
                   <pic:spPr>
                     <a:xfrm>
                       <a:off x="0" y="0"/>
-                      <a:ext cx="5152772" cy="3184699"/>
+                      <a:ext cx="5943600" cy="4869815"/>
                     </a:xfrm>
                     <a:prstGeom prst="rect">
                       <a:avLst/>
@@ -157,17 +157,7 @@
           <w:sz w:val="36"/>
           <w:szCs w:val="36"/>
         </w:rPr>
-        <w:t>)</w:t>
-      </w:r>
-      <w:r>
-        <w:rPr>
-          <w:rFonts w:ascii="Poppins Light" w:hAnsi="Poppins Light" w:cs="Poppins Light"/>
-          <w:b/>
-          <w:color w:val="17365D" w:themeColor="text2" w:themeShade="BF"/>
-          <w:sz w:val="36"/>
-          <w:szCs w:val="36"/>
-        </w:rPr>
-        <w:t>:</w:t>
+        <w:t>):</w:t>
       </w:r>
     </w:p>
     <w:p>
@@ -304,6 +294,7 @@
         <w:rPr>
           <w:rFonts w:ascii="Poppins Light" w:hAnsi="Poppins Light" w:cs="Poppins Light"/>
         </w:rPr>
+        <w:lastRenderedPageBreak/>
         <w:t>All attributes are fully dependent on the PK</w:t>
       </w:r>
     </w:p>
@@ -418,84 +409,103 @@
     </w:p>
     <w:p>
       <w:pPr>
-        <w:rPr>
-          <w:rFonts w:ascii="Poppins Light" w:hAnsi="Poppins Light" w:cs="Poppins Light"/>
+        <w:spacing w:before="100" w:beforeAutospacing="1" w:after="100" w:afterAutospacing="1" w:line="240" w:lineRule="auto"/>
+        <w:outlineLvl w:val="2"/>
+        <w:rPr>
+          <w:rFonts w:ascii="Poppins Light" w:eastAsia="Times New Roman" w:hAnsi="Poppins Light" w:cs="Poppins Light"/>
           <w:b/>
           <w:bCs/>
-          <w:color w:val="17365D" w:themeColor="text2" w:themeShade="BF"/>
-        </w:rPr>
-      </w:pPr>
-      <w:r>
-        <w:rPr>
-          <w:rFonts w:ascii="Poppins Light" w:hAnsi="Poppins Light" w:cs="Poppins Light"/>
+          <w:sz w:val="27"/>
+          <w:szCs w:val="27"/>
+        </w:rPr>
+      </w:pPr>
+      <w:r>
+        <w:rPr>
+          <w:rFonts w:ascii="Poppins Light" w:eastAsia="Times New Roman" w:hAnsi="Poppins Light" w:cs="Poppins Light"/>
           <w:b/>
           <w:bCs/>
-          <w:color w:val="17365D" w:themeColor="text2" w:themeShade="BF"/>
-        </w:rPr>
-        <w:lastRenderedPageBreak/>
-        <w:t>admins Table</w:t>
+          <w:sz w:val="27"/>
+          <w:szCs w:val="27"/>
+        </w:rPr>
+        <w:t>Users Table</w:t>
       </w:r>
     </w:p>
     <w:p>
       <w:pPr>
         <w:numPr>
           <w:ilvl w:val="0"/>
-          <w:numId w:val="4"/>
+          <w:numId w:val="11"/>
         </w:numPr>
-        <w:rPr>
-          <w:rFonts w:ascii="Poppins Light" w:hAnsi="Poppins Light" w:cs="Poppins Light"/>
-        </w:rPr>
-      </w:pPr>
-      <w:r>
-        <w:rPr>
-          <w:rFonts w:ascii="Poppins Light" w:hAnsi="Poppins Light" w:cs="Poppins Light"/>
+        <w:spacing w:before="100" w:beforeAutospacing="1" w:after="100" w:afterAutospacing="1" w:line="240" w:lineRule="auto"/>
+        <w:rPr>
+          <w:rFonts w:ascii="Poppins Light" w:eastAsia="Times New Roman" w:hAnsi="Poppins Light" w:cs="Poppins Light"/>
+          <w:sz w:val="24"/>
+          <w:szCs w:val="24"/>
+        </w:rPr>
+      </w:pPr>
+      <w:r>
+        <w:rPr>
+          <w:rFonts w:ascii="Poppins Light" w:eastAsia="Times New Roman" w:hAnsi="Poppins Light" w:cs="Poppins Light"/>
           <w:b/>
           <w:bCs/>
+          <w:sz w:val="24"/>
+          <w:szCs w:val="24"/>
         </w:rPr>
         <w:t>1NF:</w:t>
       </w:r>
       <w:r>
         <w:rPr>
-          <w:rFonts w:ascii="Poppins Light" w:hAnsi="Poppins Light" w:cs="Poppins Light"/>
-        </w:rPr>
-        <w:t xml:space="preserve"> All attributes contain atomic values such as one email, one password, and one name per admin. No repeating groups exist. </w:t>
+          <w:rFonts w:ascii="Poppins Light" w:eastAsia="Times New Roman" w:hAnsi="Poppins Light" w:cs="Poppins Light"/>
+          <w:sz w:val="24"/>
+          <w:szCs w:val="24"/>
+        </w:rPr>
+        <w:t xml:space="preserve"> Each row represents one user only, and all attributes contain atomic (single) values. </w:t>
       </w:r>
     </w:p>
     <w:p>
       <w:pPr>
         <w:numPr>
           <w:ilvl w:val="0"/>
-          <w:numId w:val="4"/>
+          <w:numId w:val="11"/>
         </w:numPr>
-        <w:rPr>
-          <w:rFonts w:ascii="Poppins Light" w:hAnsi="Poppins Light" w:cs="Poppins Light"/>
-        </w:rPr>
-      </w:pPr>
-      <w:r>
-        <w:rPr>
-          <w:rFonts w:ascii="Poppins Light" w:hAnsi="Poppins Light" w:cs="Poppins Light"/>
+        <w:spacing w:before="100" w:beforeAutospacing="1" w:after="100" w:afterAutospacing="1" w:line="240" w:lineRule="auto"/>
+        <w:rPr>
+          <w:rFonts w:ascii="Poppins Light" w:eastAsia="Times New Roman" w:hAnsi="Poppins Light" w:cs="Poppins Light"/>
+          <w:sz w:val="24"/>
+          <w:szCs w:val="24"/>
+        </w:rPr>
+      </w:pPr>
+      <w:r>
+        <w:rPr>
+          <w:rFonts w:ascii="Poppins Light" w:eastAsia="Times New Roman" w:hAnsi="Poppins Light" w:cs="Poppins Light"/>
           <w:b/>
           <w:bCs/>
+          <w:sz w:val="24"/>
+          <w:szCs w:val="24"/>
         </w:rPr>
         <w:t>2NF:</w:t>
       </w:r>
       <w:r>
         <w:rPr>
-          <w:rFonts w:ascii="Poppins Light" w:hAnsi="Poppins Light" w:cs="Poppins Light"/>
+          <w:rFonts w:ascii="Poppins Light" w:eastAsia="Times New Roman" w:hAnsi="Poppins Light" w:cs="Poppins Light"/>
+          <w:sz w:val="24"/>
+          <w:szCs w:val="24"/>
         </w:rPr>
         <w:t xml:space="preserve"> All non-key attributes fully depend on the primary key </w:t>
       </w:r>
-      <w:proofErr w:type="spellStart"/>
-      <w:r>
-        <w:rPr>
-          <w:rFonts w:ascii="Poppins Light" w:hAnsi="Poppins Light" w:cs="Poppins Light"/>
-        </w:rPr>
-        <w:t>admin_id</w:t>
-      </w:r>
-      <w:proofErr w:type="spellEnd"/>
-      <w:r>
-        <w:rPr>
-          <w:rFonts w:ascii="Poppins Light" w:hAnsi="Poppins Light" w:cs="Poppins Light"/>
+      <w:r>
+        <w:rPr>
+          <w:rFonts w:ascii="Poppins Light" w:eastAsia="Times New Roman" w:hAnsi="Poppins Light" w:cs="Poppins Light"/>
+          <w:sz w:val="20"/>
+          <w:szCs w:val="20"/>
+        </w:rPr>
+        <w:t>id</w:t>
+      </w:r>
+      <w:r>
+        <w:rPr>
+          <w:rFonts w:ascii="Poppins Light" w:eastAsia="Times New Roman" w:hAnsi="Poppins Light" w:cs="Poppins Light"/>
+          <w:sz w:val="24"/>
+          <w:szCs w:val="24"/>
         </w:rPr>
         <w:t xml:space="preserve">. </w:t>
       </w:r>
@@ -504,135 +514,155 @@
       <w:pPr>
         <w:numPr>
           <w:ilvl w:val="0"/>
-          <w:numId w:val="4"/>
+          <w:numId w:val="11"/>
         </w:numPr>
-        <w:rPr>
-          <w:rFonts w:ascii="Poppins Light" w:hAnsi="Poppins Light" w:cs="Poppins Light"/>
-        </w:rPr>
-      </w:pPr>
-      <w:r>
-        <w:rPr>
-          <w:rFonts w:ascii="Poppins Light" w:hAnsi="Poppins Light" w:cs="Poppins Light"/>
+        <w:spacing w:before="100" w:beforeAutospacing="1" w:after="100" w:afterAutospacing="1" w:line="240" w:lineRule="auto"/>
+        <w:rPr>
+          <w:rFonts w:ascii="Poppins Light" w:eastAsia="Times New Roman" w:hAnsi="Poppins Light" w:cs="Poppins Light"/>
+          <w:sz w:val="24"/>
+          <w:szCs w:val="24"/>
+        </w:rPr>
+      </w:pPr>
+      <w:r>
+        <w:rPr>
+          <w:rFonts w:ascii="Poppins Light" w:eastAsia="Times New Roman" w:hAnsi="Poppins Light" w:cs="Poppins Light"/>
           <w:b/>
           <w:bCs/>
+          <w:sz w:val="24"/>
+          <w:szCs w:val="24"/>
         </w:rPr>
         <w:t>3NF:</w:t>
       </w:r>
       <w:r>
         <w:rPr>
-          <w:rFonts w:ascii="Poppins Light" w:hAnsi="Poppins Light" w:cs="Poppins Light"/>
-        </w:rPr>
-        <w:t xml:space="preserve"> No transitive dependency exists because all attributes depend only on </w:t>
-      </w:r>
-      <w:proofErr w:type="spellStart"/>
-      <w:r>
-        <w:rPr>
-          <w:rFonts w:ascii="Poppins Light" w:hAnsi="Poppins Light" w:cs="Poppins Light"/>
-        </w:rPr>
-        <w:t>admin_id</w:t>
-      </w:r>
-      <w:proofErr w:type="spellEnd"/>
-      <w:r>
-        <w:rPr>
-          <w:rFonts w:ascii="Poppins Light" w:hAnsi="Poppins Light" w:cs="Poppins Light"/>
-        </w:rPr>
-        <w:t xml:space="preserve">. </w:t>
+          <w:rFonts w:ascii="Poppins Light" w:eastAsia="Times New Roman" w:hAnsi="Poppins Light" w:cs="Poppins Light"/>
+          <w:sz w:val="24"/>
+          <w:szCs w:val="24"/>
+        </w:rPr>
+        <w:t xml:space="preserve"> No non-key attribute depends on another non-key attribute; all information is directly related to the user. </w:t>
       </w:r>
     </w:p>
     <w:p>
       <w:pPr>
-        <w:rPr>
-          <w:rFonts w:ascii="Poppins Light" w:hAnsi="Poppins Light" w:cs="Poppins Light"/>
-        </w:rPr>
-      </w:pPr>
-      <w:r>
-        <w:rPr>
-          <w:rFonts w:ascii="Poppins Light" w:hAnsi="Poppins Light" w:cs="Poppins Light"/>
-        </w:rPr>
-        <w:pict w14:anchorId="435472CB">
-          <v:rect id="_x0000_i1169" style="width:0;height:1.5pt" o:hralign="center" o:hrstd="t" o:hr="t" fillcolor="#a0a0a0" stroked="f"/>
+        <w:spacing w:after="0" w:line="240" w:lineRule="auto"/>
+        <w:rPr>
+          <w:rFonts w:ascii="Poppins Light" w:eastAsia="Times New Roman" w:hAnsi="Poppins Light" w:cs="Poppins Light"/>
+          <w:sz w:val="24"/>
+          <w:szCs w:val="24"/>
+        </w:rPr>
+      </w:pPr>
+      <w:r>
+        <w:rPr>
+          <w:rFonts w:ascii="Poppins Light" w:eastAsia="Times New Roman" w:hAnsi="Poppins Light" w:cs="Poppins Light"/>
+          <w:sz w:val="24"/>
+          <w:szCs w:val="24"/>
+        </w:rPr>
+        <w:pict w14:anchorId="18356406">
+          <v:rect id="_x0000_i1294" style="width:0;height:1.5pt" o:hralign="center" o:hrstd="t" o:hr="t" fillcolor="#a0a0a0" stroked="f"/>
         </w:pict>
       </w:r>
     </w:p>
     <w:p>
       <w:pPr>
-        <w:rPr>
-          <w:rFonts w:ascii="Poppins Light" w:hAnsi="Poppins Light" w:cs="Poppins Light"/>
+        <w:spacing w:before="100" w:beforeAutospacing="1" w:after="100" w:afterAutospacing="1" w:line="240" w:lineRule="auto"/>
+        <w:outlineLvl w:val="2"/>
+        <w:rPr>
+          <w:rFonts w:ascii="Poppins Light" w:eastAsia="Times New Roman" w:hAnsi="Poppins Light" w:cs="Poppins Light"/>
           <w:b/>
           <w:bCs/>
-          <w:color w:val="17365D" w:themeColor="text2" w:themeShade="BF"/>
-        </w:rPr>
-      </w:pPr>
-      <w:r>
-        <w:rPr>
-          <w:rFonts w:ascii="Poppins Light" w:hAnsi="Poppins Light" w:cs="Poppins Light"/>
+          <w:sz w:val="27"/>
+          <w:szCs w:val="27"/>
+        </w:rPr>
+      </w:pPr>
+      <w:r>
+        <w:rPr>
+          <w:rFonts w:ascii="Poppins Light" w:eastAsia="Times New Roman" w:hAnsi="Poppins Light" w:cs="Poppins Light"/>
           <w:b/>
           <w:bCs/>
-          <w:color w:val="17365D" w:themeColor="text2" w:themeShade="BF"/>
-        </w:rPr>
-        <w:t>teachers Table</w:t>
+          <w:sz w:val="27"/>
+          <w:szCs w:val="27"/>
+        </w:rPr>
+        <w:t>Courses Table</w:t>
       </w:r>
     </w:p>
     <w:p>
       <w:pPr>
         <w:numPr>
           <w:ilvl w:val="0"/>
-          <w:numId w:val="5"/>
+          <w:numId w:val="12"/>
         </w:numPr>
-        <w:rPr>
-          <w:rFonts w:ascii="Poppins Light" w:hAnsi="Poppins Light" w:cs="Poppins Light"/>
-        </w:rPr>
-      </w:pPr>
-      <w:r>
-        <w:rPr>
-          <w:rFonts w:ascii="Poppins Light" w:hAnsi="Poppins Light" w:cs="Poppins Light"/>
+        <w:spacing w:before="100" w:beforeAutospacing="1" w:after="100" w:afterAutospacing="1" w:line="240" w:lineRule="auto"/>
+        <w:rPr>
+          <w:rFonts w:ascii="Poppins Light" w:eastAsia="Times New Roman" w:hAnsi="Poppins Light" w:cs="Poppins Light"/>
+          <w:sz w:val="24"/>
+          <w:szCs w:val="24"/>
+        </w:rPr>
+      </w:pPr>
+      <w:r>
+        <w:rPr>
+          <w:rFonts w:ascii="Poppins Light" w:eastAsia="Times New Roman" w:hAnsi="Poppins Light" w:cs="Poppins Light"/>
           <w:b/>
           <w:bCs/>
+          <w:sz w:val="24"/>
+          <w:szCs w:val="24"/>
         </w:rPr>
         <w:t>1NF:</w:t>
       </w:r>
       <w:r>
         <w:rPr>
-          <w:rFonts w:ascii="Poppins Light" w:hAnsi="Poppins Light" w:cs="Poppins Light"/>
-        </w:rPr>
-        <w:t xml:space="preserve"> Each column stores single values only, such as one department and one email for each teacher. </w:t>
+          <w:rFonts w:ascii="Poppins Light" w:eastAsia="Times New Roman" w:hAnsi="Poppins Light" w:cs="Poppins Light"/>
+          <w:sz w:val="24"/>
+          <w:szCs w:val="24"/>
+        </w:rPr>
+        <w:t xml:space="preserve"> Each row represents one course only, and all columns store single values. </w:t>
       </w:r>
     </w:p>
     <w:p>
       <w:pPr>
         <w:numPr>
           <w:ilvl w:val="0"/>
-          <w:numId w:val="5"/>
+          <w:numId w:val="12"/>
         </w:numPr>
-        <w:rPr>
-          <w:rFonts w:ascii="Poppins Light" w:hAnsi="Poppins Light" w:cs="Poppins Light"/>
-        </w:rPr>
-      </w:pPr>
-      <w:r>
-        <w:rPr>
-          <w:rFonts w:ascii="Poppins Light" w:hAnsi="Poppins Light" w:cs="Poppins Light"/>
+        <w:spacing w:before="100" w:beforeAutospacing="1" w:after="100" w:afterAutospacing="1" w:line="240" w:lineRule="auto"/>
+        <w:rPr>
+          <w:rFonts w:ascii="Poppins Light" w:eastAsia="Times New Roman" w:hAnsi="Poppins Light" w:cs="Poppins Light"/>
+          <w:sz w:val="24"/>
+          <w:szCs w:val="24"/>
+        </w:rPr>
+      </w:pPr>
+      <w:r>
+        <w:rPr>
+          <w:rFonts w:ascii="Poppins Light" w:eastAsia="Times New Roman" w:hAnsi="Poppins Light" w:cs="Poppins Light"/>
           <w:b/>
           <w:bCs/>
+          <w:sz w:val="24"/>
+          <w:szCs w:val="24"/>
         </w:rPr>
         <w:t>2NF:</w:t>
       </w:r>
       <w:r>
         <w:rPr>
-          <w:rFonts w:ascii="Poppins Light" w:hAnsi="Poppins Light" w:cs="Poppins Light"/>
-        </w:rPr>
-        <w:t xml:space="preserve"> All non-key attributes are fully dependent on </w:t>
+          <w:rFonts w:ascii="Poppins Light" w:eastAsia="Times New Roman" w:hAnsi="Poppins Light" w:cs="Poppins Light"/>
+          <w:sz w:val="24"/>
+          <w:szCs w:val="24"/>
+        </w:rPr>
+        <w:t xml:space="preserve"> All course details fully depend on the primary key </w:t>
       </w:r>
       <w:proofErr w:type="spellStart"/>
       <w:r>
         <w:rPr>
-          <w:rFonts w:ascii="Poppins Light" w:hAnsi="Poppins Light" w:cs="Poppins Light"/>
-        </w:rPr>
-        <w:t>teacher_id</w:t>
+          <w:rFonts w:ascii="Poppins Light" w:eastAsia="Times New Roman" w:hAnsi="Poppins Light" w:cs="Poppins Light"/>
+          <w:sz w:val="20"/>
+          <w:szCs w:val="20"/>
+        </w:rPr>
+        <w:t>course_id</w:t>
       </w:r>
       <w:proofErr w:type="spellEnd"/>
       <w:r>
         <w:rPr>
-          <w:rFonts w:ascii="Poppins Light" w:hAnsi="Poppins Light" w:cs="Poppins Light"/>
+          <w:rFonts w:ascii="Poppins Light" w:eastAsia="Times New Roman" w:hAnsi="Poppins Light" w:cs="Poppins Light"/>
+          <w:sz w:val="24"/>
+          <w:szCs w:val="24"/>
         </w:rPr>
         <w:t xml:space="preserve">. </w:t>
       </w:r>
@@ -641,272 +671,345 @@
       <w:pPr>
         <w:numPr>
           <w:ilvl w:val="0"/>
-          <w:numId w:val="5"/>
+          <w:numId w:val="12"/>
         </w:numPr>
-        <w:rPr>
-          <w:rFonts w:ascii="Poppins Light" w:hAnsi="Poppins Light" w:cs="Poppins Light"/>
-        </w:rPr>
-      </w:pPr>
-      <w:r>
-        <w:rPr>
-          <w:rFonts w:ascii="Poppins Light" w:hAnsi="Poppins Light" w:cs="Poppins Light"/>
+        <w:spacing w:before="100" w:beforeAutospacing="1" w:after="100" w:afterAutospacing="1" w:line="240" w:lineRule="auto"/>
+        <w:rPr>
+          <w:rFonts w:ascii="Poppins Light" w:eastAsia="Times New Roman" w:hAnsi="Poppins Light" w:cs="Poppins Light"/>
+          <w:sz w:val="24"/>
+          <w:szCs w:val="24"/>
+        </w:rPr>
+      </w:pPr>
+      <w:r>
+        <w:rPr>
+          <w:rFonts w:ascii="Poppins Light" w:eastAsia="Times New Roman" w:hAnsi="Poppins Light" w:cs="Poppins Light"/>
           <w:b/>
           <w:bCs/>
+          <w:sz w:val="24"/>
+          <w:szCs w:val="24"/>
         </w:rPr>
         <w:t>3NF:</w:t>
       </w:r>
       <w:r>
         <w:rPr>
-          <w:rFonts w:ascii="Poppins Light" w:hAnsi="Poppins Light" w:cs="Poppins Light"/>
-        </w:rPr>
-        <w:t xml:space="preserve"> Non-key attributes do not depend on other non-key attributes; all depend only on </w:t>
-      </w:r>
-      <w:proofErr w:type="spellStart"/>
-      <w:r>
-        <w:rPr>
-          <w:rFonts w:ascii="Poppins Light" w:hAnsi="Poppins Light" w:cs="Poppins Light"/>
-        </w:rPr>
-        <w:t>teacher_id</w:t>
-      </w:r>
-      <w:proofErr w:type="spellEnd"/>
-      <w:r>
-        <w:rPr>
-          <w:rFonts w:ascii="Poppins Light" w:hAnsi="Poppins Light" w:cs="Poppins Light"/>
-        </w:rPr>
-        <w:t xml:space="preserve">. </w:t>
+          <w:rFonts w:ascii="Poppins Light" w:eastAsia="Times New Roman" w:hAnsi="Poppins Light" w:cs="Poppins Light"/>
+          <w:sz w:val="24"/>
+          <w:szCs w:val="24"/>
+        </w:rPr>
+        <w:t xml:space="preserve"> No non-key attribute depends on another non-key attribute; course information is directly related to the course. </w:t>
       </w:r>
     </w:p>
     <w:p>
       <w:pPr>
-        <w:rPr>
-          <w:rFonts w:ascii="Poppins Light" w:hAnsi="Poppins Light" w:cs="Poppins Light"/>
-        </w:rPr>
-      </w:pPr>
-      <w:r>
-        <w:rPr>
-          <w:rFonts w:ascii="Poppins Light" w:hAnsi="Poppins Light" w:cs="Poppins Light"/>
-        </w:rPr>
-        <w:pict w14:anchorId="19C4BB34">
-          <v:rect id="_x0000_i1170" style="width:0;height:1.5pt" o:hralign="center" o:hrstd="t" o:hr="t" fillcolor="#a0a0a0" stroked="f"/>
+        <w:spacing w:after="0" w:line="240" w:lineRule="auto"/>
+        <w:rPr>
+          <w:rFonts w:ascii="Poppins Light" w:eastAsia="Times New Roman" w:hAnsi="Poppins Light" w:cs="Poppins Light"/>
+          <w:sz w:val="24"/>
+          <w:szCs w:val="24"/>
+        </w:rPr>
+      </w:pPr>
+      <w:r>
+        <w:rPr>
+          <w:rFonts w:ascii="Poppins Light" w:eastAsia="Times New Roman" w:hAnsi="Poppins Light" w:cs="Poppins Light"/>
+          <w:sz w:val="24"/>
+          <w:szCs w:val="24"/>
+        </w:rPr>
+        <w:pict w14:anchorId="534AEE2E">
+          <v:rect id="_x0000_i1295" style="width:0;height:1.5pt" o:hralign="center" o:hrstd="t" o:hr="t" fillcolor="#a0a0a0" stroked="f"/>
         </w:pict>
       </w:r>
     </w:p>
     <w:p>
       <w:pPr>
-        <w:rPr>
-          <w:rFonts w:ascii="Poppins Light" w:hAnsi="Poppins Light" w:cs="Poppins Light"/>
+        <w:spacing w:before="100" w:beforeAutospacing="1" w:after="100" w:afterAutospacing="1" w:line="240" w:lineRule="auto"/>
+        <w:outlineLvl w:val="2"/>
+        <w:rPr>
+          <w:rFonts w:ascii="Poppins Light" w:eastAsia="Times New Roman" w:hAnsi="Poppins Light" w:cs="Poppins Light"/>
           <w:b/>
           <w:bCs/>
-          <w:color w:val="17365D" w:themeColor="text2" w:themeShade="BF"/>
-        </w:rPr>
-      </w:pPr>
-      <w:r>
-        <w:rPr>
-          <w:rFonts w:ascii="Poppins Light" w:hAnsi="Poppins Light" w:cs="Poppins Light"/>
+          <w:sz w:val="27"/>
+          <w:szCs w:val="27"/>
+        </w:rPr>
+      </w:pPr>
+      <w:proofErr w:type="spellStart"/>
+      <w:r>
+        <w:rPr>
+          <w:rFonts w:ascii="Poppins Light" w:eastAsia="Times New Roman" w:hAnsi="Poppins Light" w:cs="Poppins Light"/>
           <w:b/>
           <w:bCs/>
-          <w:color w:val="17365D" w:themeColor="text2" w:themeShade="BF"/>
-        </w:rPr>
-        <w:t>students Table</w:t>
+          <w:sz w:val="27"/>
+          <w:szCs w:val="27"/>
+        </w:rPr>
+        <w:t>Course_Teachers</w:t>
+      </w:r>
+      <w:proofErr w:type="spellEnd"/>
+      <w:r>
+        <w:rPr>
+          <w:rFonts w:ascii="Poppins Light" w:eastAsia="Times New Roman" w:hAnsi="Poppins Light" w:cs="Poppins Light"/>
+          <w:b/>
+          <w:bCs/>
+          <w:sz w:val="27"/>
+          <w:szCs w:val="27"/>
+        </w:rPr>
+        <w:t xml:space="preserve"> Table</w:t>
       </w:r>
     </w:p>
     <w:p>
       <w:pPr>
         <w:numPr>
           <w:ilvl w:val="0"/>
-          <w:numId w:val="6"/>
+          <w:numId w:val="13"/>
         </w:numPr>
-        <w:rPr>
-          <w:rFonts w:ascii="Poppins Light" w:hAnsi="Poppins Light" w:cs="Poppins Light"/>
-        </w:rPr>
-      </w:pPr>
-      <w:r>
-        <w:rPr>
-          <w:rFonts w:ascii="Poppins Light" w:hAnsi="Poppins Light" w:cs="Poppins Light"/>
+        <w:spacing w:before="100" w:beforeAutospacing="1" w:after="100" w:afterAutospacing="1" w:line="240" w:lineRule="auto"/>
+        <w:rPr>
+          <w:rFonts w:ascii="Poppins Light" w:eastAsia="Times New Roman" w:hAnsi="Poppins Light" w:cs="Poppins Light"/>
+          <w:sz w:val="24"/>
+          <w:szCs w:val="24"/>
+        </w:rPr>
+      </w:pPr>
+      <w:r>
+        <w:rPr>
+          <w:rFonts w:ascii="Poppins Light" w:eastAsia="Times New Roman" w:hAnsi="Poppins Light" w:cs="Poppins Light"/>
           <w:b/>
           <w:bCs/>
+          <w:sz w:val="24"/>
+          <w:szCs w:val="24"/>
         </w:rPr>
         <w:t>1NF:</w:t>
       </w:r>
       <w:r>
         <w:rPr>
-          <w:rFonts w:ascii="Poppins Light" w:hAnsi="Poppins Light" w:cs="Poppins Light"/>
-        </w:rPr>
-        <w:t xml:space="preserve"> Student information such as roll number, section, and semester is stored in atomic form without repeating values. </w:t>
+          <w:rFonts w:ascii="Poppins Light" w:eastAsia="Times New Roman" w:hAnsi="Poppins Light" w:cs="Poppins Light"/>
+          <w:sz w:val="24"/>
+          <w:szCs w:val="24"/>
+        </w:rPr>
+        <w:t xml:space="preserve"> Each row represents one teacher-course assignment only. </w:t>
       </w:r>
     </w:p>
     <w:p>
       <w:pPr>
         <w:numPr>
           <w:ilvl w:val="0"/>
-          <w:numId w:val="6"/>
+          <w:numId w:val="13"/>
         </w:numPr>
-        <w:rPr>
-          <w:rFonts w:ascii="Poppins Light" w:hAnsi="Poppins Light" w:cs="Poppins Light"/>
-        </w:rPr>
-      </w:pPr>
-      <w:r>
-        <w:rPr>
-          <w:rFonts w:ascii="Poppins Light" w:hAnsi="Poppins Light" w:cs="Poppins Light"/>
+        <w:spacing w:before="100" w:beforeAutospacing="1" w:after="100" w:afterAutospacing="1" w:line="240" w:lineRule="auto"/>
+        <w:rPr>
+          <w:rFonts w:ascii="Poppins Light" w:eastAsia="Times New Roman" w:hAnsi="Poppins Light" w:cs="Poppins Light"/>
+          <w:sz w:val="24"/>
+          <w:szCs w:val="24"/>
+        </w:rPr>
+      </w:pPr>
+      <w:r>
+        <w:rPr>
+          <w:rFonts w:ascii="Poppins Light" w:eastAsia="Times New Roman" w:hAnsi="Poppins Light" w:cs="Poppins Light"/>
           <w:b/>
           <w:bCs/>
+          <w:sz w:val="24"/>
+          <w:szCs w:val="24"/>
         </w:rPr>
         <w:t>2NF:</w:t>
       </w:r>
       <w:r>
         <w:rPr>
-          <w:rFonts w:ascii="Poppins Light" w:hAnsi="Poppins Light" w:cs="Poppins Light"/>
-        </w:rPr>
-        <w:t xml:space="preserve"> All student details fully depend on the primary key </w:t>
+          <w:rFonts w:ascii="Poppins Light" w:eastAsia="Times New Roman" w:hAnsi="Poppins Light" w:cs="Poppins Light"/>
+          <w:sz w:val="24"/>
+          <w:szCs w:val="24"/>
+        </w:rPr>
+        <w:t xml:space="preserve"> The teacher-course relationship fully depends on the composite primary key (</w:t>
       </w:r>
       <w:proofErr w:type="spellStart"/>
       <w:r>
         <w:rPr>
-          <w:rFonts w:ascii="Poppins Light" w:hAnsi="Poppins Light" w:cs="Poppins Light"/>
-        </w:rPr>
-        <w:t>student_id</w:t>
+          <w:rFonts w:ascii="Poppins Light" w:eastAsia="Times New Roman" w:hAnsi="Poppins Light" w:cs="Poppins Light"/>
+          <w:sz w:val="20"/>
+          <w:szCs w:val="20"/>
+        </w:rPr>
+        <w:t>course_id</w:t>
       </w:r>
       <w:proofErr w:type="spellEnd"/>
       <w:r>
         <w:rPr>
-          <w:rFonts w:ascii="Poppins Light" w:hAnsi="Poppins Light" w:cs="Poppins Light"/>
-        </w:rPr>
-        <w:t xml:space="preserve">. </w:t>
+          <w:rFonts w:ascii="Poppins Light" w:eastAsia="Times New Roman" w:hAnsi="Poppins Light" w:cs="Poppins Light"/>
+          <w:sz w:val="24"/>
+          <w:szCs w:val="24"/>
+        </w:rPr>
+        <w:t xml:space="preserve">, </w:t>
+      </w:r>
+      <w:proofErr w:type="spellStart"/>
+      <w:r>
+        <w:rPr>
+          <w:rFonts w:ascii="Poppins Light" w:eastAsia="Times New Roman" w:hAnsi="Poppins Light" w:cs="Poppins Light"/>
+          <w:sz w:val="20"/>
+          <w:szCs w:val="20"/>
+        </w:rPr>
+        <w:t>teacher_id</w:t>
+      </w:r>
+      <w:proofErr w:type="spellEnd"/>
+      <w:r>
+        <w:rPr>
+          <w:rFonts w:ascii="Poppins Light" w:eastAsia="Times New Roman" w:hAnsi="Poppins Light" w:cs="Poppins Light"/>
+          <w:sz w:val="24"/>
+          <w:szCs w:val="24"/>
+        </w:rPr>
+        <w:t xml:space="preserve">). </w:t>
       </w:r>
     </w:p>
     <w:p>
       <w:pPr>
         <w:numPr>
           <w:ilvl w:val="0"/>
-          <w:numId w:val="6"/>
+          <w:numId w:val="13"/>
         </w:numPr>
-        <w:rPr>
-          <w:rFonts w:ascii="Poppins Light" w:hAnsi="Poppins Light" w:cs="Poppins Light"/>
-        </w:rPr>
-      </w:pPr>
-      <w:r>
-        <w:rPr>
-          <w:rFonts w:ascii="Poppins Light" w:hAnsi="Poppins Light" w:cs="Poppins Light"/>
+        <w:spacing w:before="100" w:beforeAutospacing="1" w:after="100" w:afterAutospacing="1" w:line="240" w:lineRule="auto"/>
+        <w:rPr>
+          <w:rFonts w:ascii="Poppins Light" w:eastAsia="Times New Roman" w:hAnsi="Poppins Light" w:cs="Poppins Light"/>
+          <w:sz w:val="24"/>
+          <w:szCs w:val="24"/>
+        </w:rPr>
+      </w:pPr>
+      <w:r>
+        <w:rPr>
+          <w:rFonts w:ascii="Poppins Light" w:eastAsia="Times New Roman" w:hAnsi="Poppins Light" w:cs="Poppins Light"/>
           <w:b/>
           <w:bCs/>
+          <w:sz w:val="24"/>
+          <w:szCs w:val="24"/>
         </w:rPr>
         <w:t>3NF:</w:t>
       </w:r>
       <w:r>
         <w:rPr>
-          <w:rFonts w:ascii="Poppins Light" w:hAnsi="Poppins Light" w:cs="Poppins Light"/>
-        </w:rPr>
-        <w:t xml:space="preserve"> No transitive dependency exists because all attributes directly depend on </w:t>
-      </w:r>
-      <w:proofErr w:type="spellStart"/>
-      <w:r>
-        <w:rPr>
-          <w:rFonts w:ascii="Poppins Light" w:hAnsi="Poppins Light" w:cs="Poppins Light"/>
-        </w:rPr>
-        <w:t>student_id</w:t>
-      </w:r>
-      <w:proofErr w:type="spellEnd"/>
-      <w:r>
-        <w:rPr>
-          <w:rFonts w:ascii="Poppins Light" w:hAnsi="Poppins Light" w:cs="Poppins Light"/>
-        </w:rPr>
-        <w:t xml:space="preserve">. </w:t>
+          <w:rFonts w:ascii="Poppins Light" w:eastAsia="Times New Roman" w:hAnsi="Poppins Light" w:cs="Poppins Light"/>
+          <w:sz w:val="24"/>
+          <w:szCs w:val="24"/>
+        </w:rPr>
+        <w:t xml:space="preserve"> No non-key attributes exist, so there are no transitive dependencies. </w:t>
       </w:r>
     </w:p>
     <w:p>
       <w:pPr>
-        <w:rPr>
-          <w:rFonts w:ascii="Poppins Light" w:hAnsi="Poppins Light" w:cs="Poppins Light"/>
-        </w:rPr>
-      </w:pPr>
-      <w:r>
-        <w:rPr>
-          <w:rFonts w:ascii="Poppins Light" w:hAnsi="Poppins Light" w:cs="Poppins Light"/>
-        </w:rPr>
-        <w:pict w14:anchorId="2B4E6B1F">
-          <v:rect id="_x0000_i1171" style="width:0;height:1.5pt" o:hralign="center" o:hrstd="t" o:hr="t" fillcolor="#a0a0a0" stroked="f"/>
+        <w:spacing w:after="0" w:line="240" w:lineRule="auto"/>
+        <w:rPr>
+          <w:rFonts w:ascii="Poppins Light" w:eastAsia="Times New Roman" w:hAnsi="Poppins Light" w:cs="Poppins Light"/>
+          <w:sz w:val="24"/>
+          <w:szCs w:val="24"/>
+        </w:rPr>
+      </w:pPr>
+      <w:r>
+        <w:rPr>
+          <w:rFonts w:ascii="Poppins Light" w:eastAsia="Times New Roman" w:hAnsi="Poppins Light" w:cs="Poppins Light"/>
+          <w:sz w:val="24"/>
+          <w:szCs w:val="24"/>
+        </w:rPr>
+        <w:pict w14:anchorId="7CA036CB">
+          <v:rect id="_x0000_i1296" style="width:0;height:1.5pt" o:hralign="center" o:hrstd="t" o:hr="t" fillcolor="#a0a0a0" stroked="f"/>
         </w:pict>
       </w:r>
     </w:p>
     <w:p>
       <w:pPr>
-        <w:rPr>
-          <w:rFonts w:ascii="Poppins Light" w:hAnsi="Poppins Light" w:cs="Poppins Light"/>
+        <w:spacing w:before="100" w:beforeAutospacing="1" w:after="100" w:afterAutospacing="1" w:line="240" w:lineRule="auto"/>
+        <w:outlineLvl w:val="2"/>
+        <w:rPr>
+          <w:rFonts w:ascii="Poppins Light" w:eastAsia="Times New Roman" w:hAnsi="Poppins Light" w:cs="Poppins Light"/>
           <w:b/>
           <w:bCs/>
-          <w:color w:val="17365D" w:themeColor="text2" w:themeShade="BF"/>
-        </w:rPr>
-      </w:pPr>
-      <w:r>
-        <w:rPr>
-          <w:rFonts w:ascii="Poppins Light" w:hAnsi="Poppins Light" w:cs="Poppins Light"/>
+          <w:sz w:val="27"/>
+          <w:szCs w:val="27"/>
+        </w:rPr>
+      </w:pPr>
+      <w:r>
+        <w:rPr>
+          <w:rFonts w:ascii="Poppins Light" w:eastAsia="Times New Roman" w:hAnsi="Poppins Light" w:cs="Poppins Light"/>
           <w:b/>
           <w:bCs/>
-          <w:color w:val="17365D" w:themeColor="text2" w:themeShade="BF"/>
-        </w:rPr>
-        <w:t>courses Table</w:t>
+          <w:sz w:val="27"/>
+          <w:szCs w:val="27"/>
+        </w:rPr>
+        <w:lastRenderedPageBreak/>
+        <w:t>Enrollments Table</w:t>
       </w:r>
     </w:p>
     <w:p>
       <w:pPr>
         <w:numPr>
           <w:ilvl w:val="0"/>
-          <w:numId w:val="7"/>
+          <w:numId w:val="14"/>
         </w:numPr>
-        <w:rPr>
-          <w:rFonts w:ascii="Poppins Light" w:hAnsi="Poppins Light" w:cs="Poppins Light"/>
-        </w:rPr>
-      </w:pPr>
-      <w:r>
-        <w:rPr>
-          <w:rFonts w:ascii="Poppins Light" w:hAnsi="Poppins Light" w:cs="Poppins Light"/>
+        <w:spacing w:before="100" w:beforeAutospacing="1" w:after="100" w:afterAutospacing="1" w:line="240" w:lineRule="auto"/>
+        <w:rPr>
+          <w:rFonts w:ascii="Poppins Light" w:eastAsia="Times New Roman" w:hAnsi="Poppins Light" w:cs="Poppins Light"/>
+          <w:sz w:val="24"/>
+          <w:szCs w:val="24"/>
+        </w:rPr>
+      </w:pPr>
+      <w:r>
+        <w:rPr>
+          <w:rFonts w:ascii="Poppins Light" w:eastAsia="Times New Roman" w:hAnsi="Poppins Light" w:cs="Poppins Light"/>
           <w:b/>
           <w:bCs/>
+          <w:sz w:val="24"/>
+          <w:szCs w:val="24"/>
         </w:rPr>
         <w:t>1NF:</w:t>
       </w:r>
       <w:r>
         <w:rPr>
-          <w:rFonts w:ascii="Poppins Light" w:hAnsi="Poppins Light" w:cs="Poppins Light"/>
-        </w:rPr>
-        <w:t xml:space="preserve"> Each course record contains atomic values like one course name and one teacher assignment. </w:t>
+          <w:rFonts w:ascii="Poppins Light" w:eastAsia="Times New Roman" w:hAnsi="Poppins Light" w:cs="Poppins Light"/>
+          <w:sz w:val="24"/>
+          <w:szCs w:val="24"/>
+        </w:rPr>
+        <w:t xml:space="preserve"> Each row represents one student-course enrollment only. </w:t>
       </w:r>
     </w:p>
     <w:p>
       <w:pPr>
         <w:numPr>
           <w:ilvl w:val="0"/>
-          <w:numId w:val="7"/>
+          <w:numId w:val="14"/>
         </w:numPr>
-        <w:rPr>
-          <w:rFonts w:ascii="Poppins Light" w:hAnsi="Poppins Light" w:cs="Poppins Light"/>
-        </w:rPr>
-      </w:pPr>
-      <w:r>
-        <w:rPr>
-          <w:rFonts w:ascii="Poppins Light" w:hAnsi="Poppins Light" w:cs="Poppins Light"/>
+        <w:spacing w:before="100" w:beforeAutospacing="1" w:after="100" w:afterAutospacing="1" w:line="240" w:lineRule="auto"/>
+        <w:rPr>
+          <w:rFonts w:ascii="Poppins Light" w:eastAsia="Times New Roman" w:hAnsi="Poppins Light" w:cs="Poppins Light"/>
+          <w:sz w:val="24"/>
+          <w:szCs w:val="24"/>
+        </w:rPr>
+      </w:pPr>
+      <w:bookmarkStart w:id="0" w:name="_GoBack"/>
+      <w:bookmarkEnd w:id="0"/>
+      <w:r>
+        <w:rPr>
+          <w:rFonts w:ascii="Poppins Light" w:eastAsia="Times New Roman" w:hAnsi="Poppins Light" w:cs="Poppins Light"/>
           <w:b/>
           <w:bCs/>
+          <w:sz w:val="24"/>
+          <w:szCs w:val="24"/>
         </w:rPr>
         <w:t>2NF:</w:t>
       </w:r>
       <w:r>
         <w:rPr>
-          <w:rFonts w:ascii="Poppins Light" w:hAnsi="Poppins Light" w:cs="Poppins Light"/>
-        </w:rPr>
-        <w:t xml:space="preserve"> All non-key attributes fully depend on </w:t>
+          <w:rFonts w:ascii="Poppins Light" w:eastAsia="Times New Roman" w:hAnsi="Poppins Light" w:cs="Poppins Light"/>
+          <w:sz w:val="24"/>
+          <w:szCs w:val="24"/>
+        </w:rPr>
+        <w:t xml:space="preserve"> The enrollment relationship fully depends on the primary key </w:t>
       </w:r>
       <w:proofErr w:type="spellStart"/>
       <w:r>
         <w:rPr>
-          <w:rFonts w:ascii="Poppins Light" w:hAnsi="Poppins Light" w:cs="Poppins Light"/>
-        </w:rPr>
-        <w:t>course_id</w:t>
+          <w:rFonts w:ascii="Poppins Light" w:eastAsia="Times New Roman" w:hAnsi="Poppins Light" w:cs="Poppins Light"/>
+          <w:sz w:val="20"/>
+          <w:szCs w:val="20"/>
+        </w:rPr>
+        <w:t>enrollment_id</w:t>
       </w:r>
       <w:proofErr w:type="spellEnd"/>
       <w:r>
         <w:rPr>
-          <w:rFonts w:ascii="Poppins Light" w:hAnsi="Poppins Light" w:cs="Poppins Light"/>
+          <w:rFonts w:ascii="Poppins Light" w:eastAsia="Times New Roman" w:hAnsi="Poppins Light" w:cs="Poppins Light"/>
+          <w:sz w:val="24"/>
+          <w:szCs w:val="24"/>
         </w:rPr>
         <w:t xml:space="preserve">. </w:t>
       </w:r>
@@ -915,122 +1018,155 @@
       <w:pPr>
         <w:numPr>
           <w:ilvl w:val="0"/>
-          <w:numId w:val="7"/>
+          <w:numId w:val="14"/>
         </w:numPr>
-        <w:rPr>
-          <w:rFonts w:ascii="Poppins Light" w:hAnsi="Poppins Light" w:cs="Poppins Light"/>
-        </w:rPr>
-      </w:pPr>
-      <w:r>
-        <w:rPr>
-          <w:rFonts w:ascii="Poppins Light" w:hAnsi="Poppins Light" w:cs="Poppins Light"/>
+        <w:spacing w:before="100" w:beforeAutospacing="1" w:after="100" w:afterAutospacing="1" w:line="240" w:lineRule="auto"/>
+        <w:rPr>
+          <w:rFonts w:ascii="Poppins Light" w:eastAsia="Times New Roman" w:hAnsi="Poppins Light" w:cs="Poppins Light"/>
+          <w:sz w:val="24"/>
+          <w:szCs w:val="24"/>
+        </w:rPr>
+      </w:pPr>
+      <w:r>
+        <w:rPr>
+          <w:rFonts w:ascii="Poppins Light" w:eastAsia="Times New Roman" w:hAnsi="Poppins Light" w:cs="Poppins Light"/>
           <w:b/>
           <w:bCs/>
-        </w:rPr>
-        <w:lastRenderedPageBreak/>
+          <w:sz w:val="24"/>
+          <w:szCs w:val="24"/>
+        </w:rPr>
         <w:t>3NF:</w:t>
       </w:r>
       <w:r>
         <w:rPr>
-          <w:rFonts w:ascii="Poppins Light" w:hAnsi="Poppins Light" w:cs="Poppins Light"/>
-        </w:rPr>
-        <w:t xml:space="preserve"> Teacher information is stored separately in the teachers table, removing transitive dependency. </w:t>
+          <w:rFonts w:ascii="Poppins Light" w:eastAsia="Times New Roman" w:hAnsi="Poppins Light" w:cs="Poppins Light"/>
+          <w:sz w:val="24"/>
+          <w:szCs w:val="24"/>
+        </w:rPr>
+        <w:t xml:space="preserve"> No non-key attribute depends on another non-key attribute because the table only stores relationship data. </w:t>
       </w:r>
     </w:p>
     <w:p>
       <w:pPr>
-        <w:rPr>
-          <w:rFonts w:ascii="Poppins Light" w:hAnsi="Poppins Light" w:cs="Poppins Light"/>
-        </w:rPr>
-      </w:pPr>
-      <w:r>
-        <w:rPr>
-          <w:rFonts w:ascii="Poppins Light" w:hAnsi="Poppins Light" w:cs="Poppins Light"/>
-        </w:rPr>
-        <w:pict w14:anchorId="7A7044B2">
-          <v:rect id="_x0000_i1172" style="width:0;height:1.5pt" o:hralign="center" o:hrstd="t" o:hr="t" fillcolor="#a0a0a0" stroked="f"/>
+        <w:spacing w:after="0" w:line="240" w:lineRule="auto"/>
+        <w:rPr>
+          <w:rFonts w:ascii="Poppins Light" w:eastAsia="Times New Roman" w:hAnsi="Poppins Light" w:cs="Poppins Light"/>
+          <w:sz w:val="24"/>
+          <w:szCs w:val="24"/>
+        </w:rPr>
+      </w:pPr>
+      <w:r>
+        <w:rPr>
+          <w:rFonts w:ascii="Poppins Light" w:eastAsia="Times New Roman" w:hAnsi="Poppins Light" w:cs="Poppins Light"/>
+          <w:sz w:val="24"/>
+          <w:szCs w:val="24"/>
+        </w:rPr>
+        <w:pict w14:anchorId="29631304">
+          <v:rect id="_x0000_i1297" style="width:0;height:1.5pt" o:hralign="center" o:hrstd="t" o:hr="t" fillcolor="#a0a0a0" stroked="f"/>
         </w:pict>
       </w:r>
     </w:p>
     <w:p>
       <w:pPr>
-        <w:rPr>
-          <w:rFonts w:ascii="Poppins Light" w:hAnsi="Poppins Light" w:cs="Poppins Light"/>
+        <w:spacing w:before="100" w:beforeAutospacing="1" w:after="100" w:afterAutospacing="1" w:line="240" w:lineRule="auto"/>
+        <w:outlineLvl w:val="2"/>
+        <w:rPr>
+          <w:rFonts w:ascii="Poppins Light" w:eastAsia="Times New Roman" w:hAnsi="Poppins Light" w:cs="Poppins Light"/>
           <w:b/>
           <w:bCs/>
-          <w:color w:val="17365D" w:themeColor="text2" w:themeShade="BF"/>
-        </w:rPr>
-      </w:pPr>
-      <w:r>
-        <w:rPr>
-          <w:rFonts w:ascii="Poppins Light" w:hAnsi="Poppins Light" w:cs="Poppins Light"/>
+          <w:sz w:val="27"/>
+          <w:szCs w:val="27"/>
+        </w:rPr>
+      </w:pPr>
+      <w:r>
+        <w:rPr>
+          <w:rFonts w:ascii="Poppins Light" w:eastAsia="Times New Roman" w:hAnsi="Poppins Light" w:cs="Poppins Light"/>
           <w:b/>
           <w:bCs/>
-          <w:color w:val="17365D" w:themeColor="text2" w:themeShade="BF"/>
-        </w:rPr>
-        <w:t>enrollments Table</w:t>
+          <w:sz w:val="27"/>
+          <w:szCs w:val="27"/>
+        </w:rPr>
+        <w:t>Timetable Table</w:t>
       </w:r>
     </w:p>
     <w:p>
       <w:pPr>
         <w:numPr>
           <w:ilvl w:val="0"/>
-          <w:numId w:val="8"/>
+          <w:numId w:val="15"/>
         </w:numPr>
-        <w:rPr>
-          <w:rFonts w:ascii="Poppins Light" w:hAnsi="Poppins Light" w:cs="Poppins Light"/>
-        </w:rPr>
-      </w:pPr>
-      <w:r>
-        <w:rPr>
-          <w:rFonts w:ascii="Poppins Light" w:hAnsi="Poppins Light" w:cs="Poppins Light"/>
+        <w:spacing w:before="100" w:beforeAutospacing="1" w:after="100" w:afterAutospacing="1" w:line="240" w:lineRule="auto"/>
+        <w:rPr>
+          <w:rFonts w:ascii="Poppins Light" w:eastAsia="Times New Roman" w:hAnsi="Poppins Light" w:cs="Poppins Light"/>
+          <w:sz w:val="24"/>
+          <w:szCs w:val="24"/>
+        </w:rPr>
+      </w:pPr>
+      <w:r>
+        <w:rPr>
+          <w:rFonts w:ascii="Poppins Light" w:eastAsia="Times New Roman" w:hAnsi="Poppins Light" w:cs="Poppins Light"/>
           <w:b/>
           <w:bCs/>
+          <w:sz w:val="24"/>
+          <w:szCs w:val="24"/>
         </w:rPr>
         <w:t>1NF:</w:t>
       </w:r>
       <w:r>
         <w:rPr>
-          <w:rFonts w:ascii="Poppins Light" w:hAnsi="Poppins Light" w:cs="Poppins Light"/>
-        </w:rPr>
-        <w:t xml:space="preserve"> Each row represents one student-course enrollment only. </w:t>
+          <w:rFonts w:ascii="Poppins Light" w:eastAsia="Times New Roman" w:hAnsi="Poppins Light" w:cs="Poppins Light"/>
+          <w:sz w:val="24"/>
+          <w:szCs w:val="24"/>
+        </w:rPr>
+        <w:t xml:space="preserve"> Each row represents one class schedule slot only, and all attributes contain atomic values. </w:t>
       </w:r>
     </w:p>
     <w:p>
       <w:pPr>
         <w:numPr>
           <w:ilvl w:val="0"/>
-          <w:numId w:val="8"/>
+          <w:numId w:val="15"/>
         </w:numPr>
-        <w:rPr>
-          <w:rFonts w:ascii="Poppins Light" w:hAnsi="Poppins Light" w:cs="Poppins Light"/>
-        </w:rPr>
-      </w:pPr>
-      <w:r>
-        <w:rPr>
-          <w:rFonts w:ascii="Poppins Light" w:hAnsi="Poppins Light" w:cs="Poppins Light"/>
+        <w:spacing w:before="100" w:beforeAutospacing="1" w:after="100" w:afterAutospacing="1" w:line="240" w:lineRule="auto"/>
+        <w:rPr>
+          <w:rFonts w:ascii="Poppins Light" w:eastAsia="Times New Roman" w:hAnsi="Poppins Light" w:cs="Poppins Light"/>
+          <w:sz w:val="24"/>
+          <w:szCs w:val="24"/>
+        </w:rPr>
+      </w:pPr>
+      <w:r>
+        <w:rPr>
+          <w:rFonts w:ascii="Poppins Light" w:eastAsia="Times New Roman" w:hAnsi="Poppins Light" w:cs="Poppins Light"/>
           <w:b/>
           <w:bCs/>
+          <w:sz w:val="24"/>
+          <w:szCs w:val="24"/>
         </w:rPr>
         <w:t>2NF:</w:t>
       </w:r>
       <w:r>
         <w:rPr>
-          <w:rFonts w:ascii="Poppins Light" w:hAnsi="Poppins Light" w:cs="Poppins Light"/>
-        </w:rPr>
-        <w:t xml:space="preserve"> The enrollment relationship fully depends on the primary key </w:t>
+          <w:rFonts w:ascii="Poppins Light" w:eastAsia="Times New Roman" w:hAnsi="Poppins Light" w:cs="Poppins Light"/>
+          <w:sz w:val="24"/>
+          <w:szCs w:val="24"/>
+        </w:rPr>
+        <w:t xml:space="preserve"> All schedule details fully depend on the primary key </w:t>
       </w:r>
       <w:proofErr w:type="spellStart"/>
       <w:r>
         <w:rPr>
-          <w:rFonts w:ascii="Poppins Light" w:hAnsi="Poppins Light" w:cs="Poppins Light"/>
-        </w:rPr>
-        <w:t>enrollment_id</w:t>
+          <w:rFonts w:ascii="Poppins Light" w:eastAsia="Times New Roman" w:hAnsi="Poppins Light" w:cs="Poppins Light"/>
+          <w:sz w:val="20"/>
+          <w:szCs w:val="20"/>
+        </w:rPr>
+        <w:t>slot_id</w:t>
       </w:r>
       <w:proofErr w:type="spellEnd"/>
       <w:r>
         <w:rPr>
-          <w:rFonts w:ascii="Poppins Light" w:hAnsi="Poppins Light" w:cs="Poppins Light"/>
+          <w:rFonts w:ascii="Poppins Light" w:eastAsia="Times New Roman" w:hAnsi="Poppins Light" w:cs="Poppins Light"/>
+          <w:sz w:val="24"/>
+          <w:szCs w:val="24"/>
         </w:rPr>
         <w:t xml:space="preserve">. </w:t>
       </w:r>
@@ -1039,121 +1175,155 @@
       <w:pPr>
         <w:numPr>
           <w:ilvl w:val="0"/>
-          <w:numId w:val="8"/>
+          <w:numId w:val="15"/>
         </w:numPr>
-        <w:rPr>
-          <w:rFonts w:ascii="Poppins Light" w:hAnsi="Poppins Light" w:cs="Poppins Light"/>
-        </w:rPr>
-      </w:pPr>
-      <w:r>
-        <w:rPr>
-          <w:rFonts w:ascii="Poppins Light" w:hAnsi="Poppins Light" w:cs="Poppins Light"/>
+        <w:spacing w:before="100" w:beforeAutospacing="1" w:after="100" w:afterAutospacing="1" w:line="240" w:lineRule="auto"/>
+        <w:rPr>
+          <w:rFonts w:ascii="Poppins Light" w:eastAsia="Times New Roman" w:hAnsi="Poppins Light" w:cs="Poppins Light"/>
+          <w:sz w:val="24"/>
+          <w:szCs w:val="24"/>
+        </w:rPr>
+      </w:pPr>
+      <w:r>
+        <w:rPr>
+          <w:rFonts w:ascii="Poppins Light" w:eastAsia="Times New Roman" w:hAnsi="Poppins Light" w:cs="Poppins Light"/>
           <w:b/>
           <w:bCs/>
+          <w:sz w:val="24"/>
+          <w:szCs w:val="24"/>
         </w:rPr>
         <w:t>3NF:</w:t>
       </w:r>
       <w:r>
         <w:rPr>
-          <w:rFonts w:ascii="Poppins Light" w:hAnsi="Poppins Light" w:cs="Poppins Light"/>
-        </w:rPr>
-        <w:t xml:space="preserve"> No non-key attribute depends on another non-key attribute because the table only stores relationship data. </w:t>
+          <w:rFonts w:ascii="Poppins Light" w:eastAsia="Times New Roman" w:hAnsi="Poppins Light" w:cs="Poppins Light"/>
+          <w:sz w:val="24"/>
+          <w:szCs w:val="24"/>
+        </w:rPr>
+        <w:t xml:space="preserve"> No non-key attribute depends on another non-key attribute; schedule information is directly related to the timetable slot. </w:t>
       </w:r>
     </w:p>
     <w:p>
       <w:pPr>
-        <w:rPr>
-          <w:rFonts w:ascii="Poppins Light" w:hAnsi="Poppins Light" w:cs="Poppins Light"/>
-        </w:rPr>
-      </w:pPr>
-      <w:r>
-        <w:rPr>
-          <w:rFonts w:ascii="Poppins Light" w:hAnsi="Poppins Light" w:cs="Poppins Light"/>
-        </w:rPr>
-        <w:pict w14:anchorId="400868F5">
-          <v:rect id="_x0000_i1173" style="width:0;height:1.5pt" o:hralign="center" o:hrstd="t" o:hr="t" fillcolor="#a0a0a0" stroked="f"/>
+        <w:spacing w:after="0" w:line="240" w:lineRule="auto"/>
+        <w:rPr>
+          <w:rFonts w:ascii="Poppins Light" w:eastAsia="Times New Roman" w:hAnsi="Poppins Light" w:cs="Poppins Light"/>
+          <w:sz w:val="24"/>
+          <w:szCs w:val="24"/>
+        </w:rPr>
+      </w:pPr>
+      <w:r>
+        <w:rPr>
+          <w:rFonts w:ascii="Poppins Light" w:eastAsia="Times New Roman" w:hAnsi="Poppins Light" w:cs="Poppins Light"/>
+          <w:sz w:val="24"/>
+          <w:szCs w:val="24"/>
+        </w:rPr>
+        <w:pict w14:anchorId="58DD514D">
+          <v:rect id="_x0000_i1298" style="width:0;height:1.5pt" o:hralign="center" o:hrstd="t" o:hr="t" fillcolor="#a0a0a0" stroked="f"/>
         </w:pict>
       </w:r>
     </w:p>
     <w:p>
       <w:pPr>
-        <w:rPr>
-          <w:rFonts w:ascii="Poppins Light" w:hAnsi="Poppins Light" w:cs="Poppins Light"/>
+        <w:spacing w:before="100" w:beforeAutospacing="1" w:after="100" w:afterAutospacing="1" w:line="240" w:lineRule="auto"/>
+        <w:outlineLvl w:val="2"/>
+        <w:rPr>
+          <w:rFonts w:ascii="Poppins Light" w:eastAsia="Times New Roman" w:hAnsi="Poppins Light" w:cs="Poppins Light"/>
           <w:b/>
           <w:bCs/>
-          <w:color w:val="17365D" w:themeColor="text2" w:themeShade="BF"/>
-        </w:rPr>
-      </w:pPr>
-      <w:r>
-        <w:rPr>
-          <w:rFonts w:ascii="Poppins Light" w:hAnsi="Poppins Light" w:cs="Poppins Light"/>
+          <w:sz w:val="27"/>
+          <w:szCs w:val="27"/>
+        </w:rPr>
+      </w:pPr>
+      <w:r>
+        <w:rPr>
+          <w:rFonts w:ascii="Poppins Light" w:eastAsia="Times New Roman" w:hAnsi="Poppins Light" w:cs="Poppins Light"/>
           <w:b/>
           <w:bCs/>
-          <w:color w:val="17365D" w:themeColor="text2" w:themeShade="BF"/>
-        </w:rPr>
-        <w:t>timetable Table</w:t>
+          <w:sz w:val="27"/>
+          <w:szCs w:val="27"/>
+        </w:rPr>
+        <w:t>Attendance Table</w:t>
       </w:r>
     </w:p>
     <w:p>
       <w:pPr>
         <w:numPr>
           <w:ilvl w:val="0"/>
-          <w:numId w:val="9"/>
+          <w:numId w:val="16"/>
         </w:numPr>
-        <w:rPr>
-          <w:rFonts w:ascii="Poppins Light" w:hAnsi="Poppins Light" w:cs="Poppins Light"/>
-        </w:rPr>
-      </w:pPr>
-      <w:r>
-        <w:rPr>
-          <w:rFonts w:ascii="Poppins Light" w:hAnsi="Poppins Light" w:cs="Poppins Light"/>
+        <w:spacing w:before="100" w:beforeAutospacing="1" w:after="100" w:afterAutospacing="1" w:line="240" w:lineRule="auto"/>
+        <w:rPr>
+          <w:rFonts w:ascii="Poppins Light" w:eastAsia="Times New Roman" w:hAnsi="Poppins Light" w:cs="Poppins Light"/>
+          <w:sz w:val="24"/>
+          <w:szCs w:val="24"/>
+        </w:rPr>
+      </w:pPr>
+      <w:r>
+        <w:rPr>
+          <w:rFonts w:ascii="Poppins Light" w:eastAsia="Times New Roman" w:hAnsi="Poppins Light" w:cs="Poppins Light"/>
           <w:b/>
           <w:bCs/>
+          <w:sz w:val="24"/>
+          <w:szCs w:val="24"/>
         </w:rPr>
         <w:t>1NF:</w:t>
       </w:r>
       <w:r>
         <w:rPr>
-          <w:rFonts w:ascii="Poppins Light" w:hAnsi="Poppins Light" w:cs="Poppins Light"/>
-        </w:rPr>
-        <w:t xml:space="preserve"> Timetable records store atomic values such as one day, one start time, and one location. </w:t>
+          <w:rFonts w:ascii="Poppins Light" w:eastAsia="Times New Roman" w:hAnsi="Poppins Light" w:cs="Poppins Light"/>
+          <w:sz w:val="24"/>
+          <w:szCs w:val="24"/>
+        </w:rPr>
+        <w:t xml:space="preserve"> Each row represents one attendance record only, and all fields contain atomic values. </w:t>
       </w:r>
     </w:p>
     <w:p>
       <w:pPr>
         <w:numPr>
           <w:ilvl w:val="0"/>
-          <w:numId w:val="9"/>
+          <w:numId w:val="16"/>
         </w:numPr>
-        <w:rPr>
-          <w:rFonts w:ascii="Poppins Light" w:hAnsi="Poppins Light" w:cs="Poppins Light"/>
-        </w:rPr>
-      </w:pPr>
-      <w:r>
-        <w:rPr>
-          <w:rFonts w:ascii="Poppins Light" w:hAnsi="Poppins Light" w:cs="Poppins Light"/>
+        <w:spacing w:before="100" w:beforeAutospacing="1" w:after="100" w:afterAutospacing="1" w:line="240" w:lineRule="auto"/>
+        <w:rPr>
+          <w:rFonts w:ascii="Poppins Light" w:eastAsia="Times New Roman" w:hAnsi="Poppins Light" w:cs="Poppins Light"/>
+          <w:sz w:val="24"/>
+          <w:szCs w:val="24"/>
+        </w:rPr>
+      </w:pPr>
+      <w:r>
+        <w:rPr>
+          <w:rFonts w:ascii="Poppins Light" w:eastAsia="Times New Roman" w:hAnsi="Poppins Light" w:cs="Poppins Light"/>
           <w:b/>
           <w:bCs/>
+          <w:sz w:val="24"/>
+          <w:szCs w:val="24"/>
         </w:rPr>
         <w:t>2NF:</w:t>
       </w:r>
       <w:r>
         <w:rPr>
-          <w:rFonts w:ascii="Poppins Light" w:hAnsi="Poppins Light" w:cs="Poppins Light"/>
-        </w:rPr>
-        <w:t xml:space="preserve"> All timetable attributes fully depend on </w:t>
+          <w:rFonts w:ascii="Poppins Light" w:eastAsia="Times New Roman" w:hAnsi="Poppins Light" w:cs="Poppins Light"/>
+          <w:sz w:val="24"/>
+          <w:szCs w:val="24"/>
+        </w:rPr>
+        <w:t xml:space="preserve"> All attendance details fully depend on the primary key </w:t>
       </w:r>
       <w:proofErr w:type="spellStart"/>
       <w:r>
         <w:rPr>
-          <w:rFonts w:ascii="Poppins Light" w:hAnsi="Poppins Light" w:cs="Poppins Light"/>
-        </w:rPr>
-        <w:t>slot_id</w:t>
+          <w:rFonts w:ascii="Poppins Light" w:eastAsia="Times New Roman" w:hAnsi="Poppins Light" w:cs="Poppins Light"/>
+          <w:sz w:val="20"/>
+          <w:szCs w:val="20"/>
+        </w:rPr>
+        <w:t>attendance_id</w:t>
       </w:r>
       <w:proofErr w:type="spellEnd"/>
       <w:r>
         <w:rPr>
-          <w:rFonts w:ascii="Poppins Light" w:hAnsi="Poppins Light" w:cs="Poppins Light"/>
+          <w:rFonts w:ascii="Poppins Light" w:eastAsia="Times New Roman" w:hAnsi="Poppins Light" w:cs="Poppins Light"/>
+          <w:sz w:val="24"/>
+          <w:szCs w:val="24"/>
         </w:rPr>
         <w:t xml:space="preserve">. </w:t>
       </w:r>
@@ -1162,170 +1332,32 @@
       <w:pPr>
         <w:numPr>
           <w:ilvl w:val="0"/>
-          <w:numId w:val="9"/>
+          <w:numId w:val="16"/>
         </w:numPr>
-        <w:rPr>
-          <w:rFonts w:ascii="Poppins Light" w:hAnsi="Poppins Light" w:cs="Poppins Light"/>
-        </w:rPr>
-      </w:pPr>
-      <w:r>
-        <w:rPr>
-          <w:rFonts w:ascii="Poppins Light" w:hAnsi="Poppins Light" w:cs="Poppins Light"/>
+        <w:spacing w:before="100" w:beforeAutospacing="1" w:after="100" w:afterAutospacing="1" w:line="240" w:lineRule="auto"/>
+        <w:rPr>
+          <w:rFonts w:ascii="Poppins Light" w:eastAsia="Times New Roman" w:hAnsi="Poppins Light" w:cs="Poppins Light"/>
+          <w:sz w:val="24"/>
+          <w:szCs w:val="24"/>
+        </w:rPr>
+      </w:pPr>
+      <w:r>
+        <w:rPr>
+          <w:rFonts w:ascii="Poppins Light" w:eastAsia="Times New Roman" w:hAnsi="Poppins Light" w:cs="Poppins Light"/>
           <w:b/>
           <w:bCs/>
+          <w:sz w:val="24"/>
+          <w:szCs w:val="24"/>
         </w:rPr>
         <w:t>3NF:</w:t>
       </w:r>
       <w:r>
         <w:rPr>
-          <w:rFonts w:ascii="Poppins Light" w:hAnsi="Poppins Light" w:cs="Poppins Light"/>
-        </w:rPr>
-        <w:t xml:space="preserve"> No transitive dependency exists because all attributes depend directly on </w:t>
-      </w:r>
-      <w:proofErr w:type="spellStart"/>
-      <w:r>
-        <w:rPr>
-          <w:rFonts w:ascii="Poppins Light" w:hAnsi="Poppins Light" w:cs="Poppins Light"/>
-        </w:rPr>
-        <w:t>slot_id</w:t>
-      </w:r>
-      <w:proofErr w:type="spellEnd"/>
-      <w:r>
-        <w:rPr>
-          <w:rFonts w:ascii="Poppins Light" w:hAnsi="Poppins Light" w:cs="Poppins Light"/>
-        </w:rPr>
-        <w:t xml:space="preserve">. </w:t>
-      </w:r>
-    </w:p>
-    <w:p>
-      <w:pPr>
-        <w:rPr>
-          <w:rFonts w:ascii="Poppins Light" w:hAnsi="Poppins Light" w:cs="Poppins Light"/>
-        </w:rPr>
-      </w:pPr>
-      <w:r>
-        <w:rPr>
-          <w:rFonts w:ascii="Poppins Light" w:hAnsi="Poppins Light" w:cs="Poppins Light"/>
-        </w:rPr>
-        <w:pict w14:anchorId="1DAF686E">
-          <v:rect id="_x0000_i1174" style="width:0;height:1.5pt" o:hralign="center" o:hrstd="t" o:hr="t" fillcolor="#a0a0a0" stroked="f"/>
-        </w:pict>
-      </w:r>
-    </w:p>
-    <w:p>
-      <w:pPr>
-        <w:rPr>
-          <w:rFonts w:ascii="Poppins Light" w:hAnsi="Poppins Light" w:cs="Poppins Light"/>
-          <w:b/>
-          <w:bCs/>
-          <w:color w:val="17365D" w:themeColor="text2" w:themeShade="BF"/>
-        </w:rPr>
-      </w:pPr>
-      <w:r>
-        <w:rPr>
-          <w:rFonts w:ascii="Poppins Light" w:hAnsi="Poppins Light" w:cs="Poppins Light"/>
-          <w:b/>
-          <w:bCs/>
-          <w:color w:val="17365D" w:themeColor="text2" w:themeShade="BF"/>
-        </w:rPr>
-        <w:t>attendance Table</w:t>
-      </w:r>
-    </w:p>
-    <w:p>
-      <w:pPr>
-        <w:numPr>
-          <w:ilvl w:val="0"/>
-          <w:numId w:val="10"/>
-        </w:numPr>
-        <w:rPr>
-          <w:rFonts w:ascii="Poppins Light" w:hAnsi="Poppins Light" w:cs="Poppins Light"/>
-        </w:rPr>
-      </w:pPr>
-      <w:r>
-        <w:rPr>
-          <w:rFonts w:ascii="Poppins Light" w:hAnsi="Poppins Light" w:cs="Poppins Light"/>
-          <w:b/>
-          <w:bCs/>
-        </w:rPr>
-        <w:t>1NF:</w:t>
-      </w:r>
-      <w:r>
-        <w:rPr>
-          <w:rFonts w:ascii="Poppins Light" w:hAnsi="Poppins Light" w:cs="Poppins Light"/>
-        </w:rPr>
-        <w:t xml:space="preserve"> Each attendance entry contains single values such as one status and one GPS location per record. </w:t>
-      </w:r>
-    </w:p>
-    <w:p>
-      <w:pPr>
-        <w:numPr>
-          <w:ilvl w:val="0"/>
-          <w:numId w:val="10"/>
-        </w:numPr>
-        <w:rPr>
-          <w:rFonts w:ascii="Poppins Light" w:hAnsi="Poppins Light" w:cs="Poppins Light"/>
-        </w:rPr>
-      </w:pPr>
-      <w:r>
-        <w:rPr>
-          <w:rFonts w:ascii="Poppins Light" w:hAnsi="Poppins Light" w:cs="Poppins Light"/>
-          <w:b/>
-          <w:bCs/>
-        </w:rPr>
-        <w:t>2NF:</w:t>
-      </w:r>
-      <w:r>
-        <w:rPr>
-          <w:rFonts w:ascii="Poppins Light" w:hAnsi="Poppins Light" w:cs="Poppins Light"/>
-        </w:rPr>
-        <w:t xml:space="preserve"> All attendance details fully depend on </w:t>
-      </w:r>
-      <w:proofErr w:type="spellStart"/>
-      <w:r>
-        <w:rPr>
-          <w:rFonts w:ascii="Poppins Light" w:hAnsi="Poppins Light" w:cs="Poppins Light"/>
-        </w:rPr>
-        <w:t>attendance_id</w:t>
-      </w:r>
-      <w:proofErr w:type="spellEnd"/>
-      <w:r>
-        <w:rPr>
-          <w:rFonts w:ascii="Poppins Light" w:hAnsi="Poppins Light" w:cs="Poppins Light"/>
-        </w:rPr>
-        <w:t xml:space="preserve">. </w:t>
-      </w:r>
-    </w:p>
-    <w:p>
-      <w:pPr>
-        <w:numPr>
-          <w:ilvl w:val="0"/>
-          <w:numId w:val="10"/>
-        </w:numPr>
-        <w:rPr>
-          <w:rFonts w:ascii="Poppins Light" w:hAnsi="Poppins Light" w:cs="Poppins Light"/>
-        </w:rPr>
-      </w:pPr>
-      <w:r>
-        <w:rPr>
-          <w:rFonts w:ascii="Poppins Light" w:hAnsi="Poppins Light" w:cs="Poppins Light"/>
-          <w:b/>
-          <w:bCs/>
-        </w:rPr>
-        <w:t>3NF:</w:t>
-      </w:r>
-      <w:r>
-        <w:rPr>
-          <w:rFonts w:ascii="Poppins Light" w:hAnsi="Poppins Light" w:cs="Poppins Light"/>
-        </w:rPr>
-        <w:t xml:space="preserve"> Student, cou</w:t>
-      </w:r>
-      <w:bookmarkStart w:id="0" w:name="_GoBack"/>
-      <w:bookmarkEnd w:id="0"/>
-      <w:r>
-        <w:rPr>
-          <w:rFonts w:ascii="Poppins Light" w:hAnsi="Poppins Light" w:cs="Poppins Light"/>
-        </w:rPr>
-        <w:t>rse, and timetable details are stored in separate tables, so no transitive dependency exists in the attendance table.</w:t>
+          <w:rFonts w:ascii="Poppins Light" w:eastAsia="Times New Roman" w:hAnsi="Poppins Light" w:cs="Poppins Light"/>
+          <w:sz w:val="24"/>
+          <w:szCs w:val="24"/>
+        </w:rPr>
+        <w:t xml:space="preserve"> No non-key attribute depends on another non-key attribute; attendance information is directly related to a specific attendance record.</w:t>
       </w:r>
     </w:p>
     <w:p>
@@ -1913,6 +1945,155 @@
     </w:lvl>
   </w:abstractNum>
   <w:abstractNum w:abstractNumId="5" w15:restartNumberingAfterBreak="0">
+    <w:nsid w:val="552E7A96"/>
+    <w:multiLevelType w:val="multilevel"/>
+    <w:tmpl w:val="3FB8E752"/>
+    <w:lvl w:ilvl="0">
+      <w:start w:val="1"/>
+      <w:numFmt w:val="bullet"/>
+      <w:lvlText w:val=""/>
+      <w:lvlJc w:val="left"/>
+      <w:pPr>
+        <w:tabs>
+          <w:tab w:val="num" w:pos="720"/>
+        </w:tabs>
+        <w:ind w:left="720" w:hanging="360"/>
+      </w:pPr>
+      <w:rPr>
+        <w:rFonts w:ascii="Symbol" w:hAnsi="Symbol" w:hint="default"/>
+        <w:sz w:val="20"/>
+      </w:rPr>
+    </w:lvl>
+    <w:lvl w:ilvl="1" w:tentative="1">
+      <w:start w:val="1"/>
+      <w:numFmt w:val="bullet"/>
+      <w:lvlText w:val="o"/>
+      <w:lvlJc w:val="left"/>
+      <w:pPr>
+        <w:tabs>
+          <w:tab w:val="num" w:pos="1440"/>
+        </w:tabs>
+        <w:ind w:left="1440" w:hanging="360"/>
+      </w:pPr>
+      <w:rPr>
+        <w:rFonts w:ascii="Courier New" w:hAnsi="Courier New" w:hint="default"/>
+        <w:sz w:val="20"/>
+      </w:rPr>
+    </w:lvl>
+    <w:lvl w:ilvl="2" w:tentative="1">
+      <w:start w:val="1"/>
+      <w:numFmt w:val="bullet"/>
+      <w:lvlText w:val=""/>
+      <w:lvlJc w:val="left"/>
+      <w:pPr>
+        <w:tabs>
+          <w:tab w:val="num" w:pos="2160"/>
+        </w:tabs>
+        <w:ind w:left="2160" w:hanging="360"/>
+      </w:pPr>
+      <w:rPr>
+        <w:rFonts w:ascii="Wingdings" w:hAnsi="Wingdings" w:hint="default"/>
+        <w:sz w:val="20"/>
+      </w:rPr>
+    </w:lvl>
+    <w:lvl w:ilvl="3" w:tentative="1">
+      <w:start w:val="1"/>
+      <w:numFmt w:val="bullet"/>
+      <w:lvlText w:val=""/>
+      <w:lvlJc w:val="left"/>
+      <w:pPr>
+        <w:tabs>
+          <w:tab w:val="num" w:pos="2880"/>
+        </w:tabs>
+        <w:ind w:left="2880" w:hanging="360"/>
+      </w:pPr>
+      <w:rPr>
+        <w:rFonts w:ascii="Wingdings" w:hAnsi="Wingdings" w:hint="default"/>
+        <w:sz w:val="20"/>
+      </w:rPr>
+    </w:lvl>
+    <w:lvl w:ilvl="4" w:tentative="1">
+      <w:start w:val="1"/>
+      <w:numFmt w:val="bullet"/>
+      <w:lvlText w:val=""/>
+      <w:lvlJc w:val="left"/>
+      <w:pPr>
+        <w:tabs>
+          <w:tab w:val="num" w:pos="3600"/>
+        </w:tabs>
+        <w:ind w:left="3600" w:hanging="360"/>
+      </w:pPr>
+      <w:rPr>
+        <w:rFonts w:ascii="Wingdings" w:hAnsi="Wingdings" w:hint="default"/>
+        <w:sz w:val="20"/>
+      </w:rPr>
+    </w:lvl>
+    <w:lvl w:ilvl="5" w:tentative="1">
+      <w:start w:val="1"/>
+      <w:numFmt w:val="bullet"/>
+      <w:lvlText w:val=""/>
+      <w:lvlJc w:val="left"/>
+      <w:pPr>
+        <w:tabs>
+          <w:tab w:val="num" w:pos="4320"/>
+        </w:tabs>
+        <w:ind w:left="4320" w:hanging="360"/>
+      </w:pPr>
+      <w:rPr>
+        <w:rFonts w:ascii="Wingdings" w:hAnsi="Wingdings" w:hint="default"/>
+        <w:sz w:val="20"/>
+      </w:rPr>
+    </w:lvl>
+    <w:lvl w:ilvl="6" w:tentative="1">
+      <w:start w:val="1"/>
+      <w:numFmt w:val="bullet"/>
+      <w:lvlText w:val=""/>
+      <w:lvlJc w:val="left"/>
+      <w:pPr>
+        <w:tabs>
+          <w:tab w:val="num" w:pos="5040"/>
+        </w:tabs>
+        <w:ind w:left="5040" w:hanging="360"/>
+      </w:pPr>
+      <w:rPr>
+        <w:rFonts w:ascii="Wingdings" w:hAnsi="Wingdings" w:hint="default"/>
+        <w:sz w:val="20"/>
+      </w:rPr>
+    </w:lvl>
+    <w:lvl w:ilvl="7" w:tentative="1">
+      <w:start w:val="1"/>
+      <w:numFmt w:val="bullet"/>
+      <w:lvlText w:val=""/>
+      <w:lvlJc w:val="left"/>
+      <w:pPr>
+        <w:tabs>
+          <w:tab w:val="num" w:pos="5760"/>
+        </w:tabs>
+        <w:ind w:left="5760" w:hanging="360"/>
+      </w:pPr>
+      <w:rPr>
+        <w:rFonts w:ascii="Wingdings" w:hAnsi="Wingdings" w:hint="default"/>
+        <w:sz w:val="20"/>
+      </w:rPr>
+    </w:lvl>
+    <w:lvl w:ilvl="8" w:tentative="1">
+      <w:start w:val="1"/>
+      <w:numFmt w:val="bullet"/>
+      <w:lvlText w:val=""/>
+      <w:lvlJc w:val="left"/>
+      <w:pPr>
+        <w:tabs>
+          <w:tab w:val="num" w:pos="6480"/>
+        </w:tabs>
+        <w:ind w:left="6480" w:hanging="360"/>
+      </w:pPr>
+      <w:rPr>
+        <w:rFonts w:ascii="Wingdings" w:hAnsi="Wingdings" w:hint="default"/>
+        <w:sz w:val="20"/>
+      </w:rPr>
+    </w:lvl>
+  </w:abstractNum>
+  <w:abstractNum w:abstractNumId="6" w15:restartNumberingAfterBreak="0">
     <w:nsid w:val="566B2155"/>
     <w:multiLevelType w:val="multilevel"/>
     <w:tmpl w:val="D10A2146"/>
@@ -2061,7 +2242,7 @@
       </w:rPr>
     </w:lvl>
   </w:abstractNum>
-  <w:abstractNum w:abstractNumId="6" w15:restartNumberingAfterBreak="0">
+  <w:abstractNum w:abstractNumId="7" w15:restartNumberingAfterBreak="0">
     <w:nsid w:val="66355540"/>
     <w:multiLevelType w:val="multilevel"/>
     <w:tmpl w:val="6C5A5A26"/>
@@ -2210,7 +2391,7 @@
       </w:rPr>
     </w:lvl>
   </w:abstractNum>
-  <w:abstractNum w:abstractNumId="7" w15:restartNumberingAfterBreak="0">
+  <w:abstractNum w:abstractNumId="8" w15:restartNumberingAfterBreak="0">
     <w:nsid w:val="6C640D58"/>
     <w:multiLevelType w:val="multilevel"/>
     <w:tmpl w:val="58BE0742"/>
@@ -2359,7 +2540,454 @@
       </w:rPr>
     </w:lvl>
   </w:abstractNum>
-  <w:abstractNum w:abstractNumId="8" w15:restartNumberingAfterBreak="0">
+  <w:abstractNum w:abstractNumId="9" w15:restartNumberingAfterBreak="0">
+    <w:nsid w:val="6E1F6FCA"/>
+    <w:multiLevelType w:val="multilevel"/>
+    <w:tmpl w:val="C1E26C52"/>
+    <w:lvl w:ilvl="0">
+      <w:start w:val="1"/>
+      <w:numFmt w:val="bullet"/>
+      <w:lvlText w:val=""/>
+      <w:lvlJc w:val="left"/>
+      <w:pPr>
+        <w:tabs>
+          <w:tab w:val="num" w:pos="720"/>
+        </w:tabs>
+        <w:ind w:left="720" w:hanging="360"/>
+      </w:pPr>
+      <w:rPr>
+        <w:rFonts w:ascii="Symbol" w:hAnsi="Symbol" w:hint="default"/>
+        <w:sz w:val="20"/>
+      </w:rPr>
+    </w:lvl>
+    <w:lvl w:ilvl="1" w:tentative="1">
+      <w:start w:val="1"/>
+      <w:numFmt w:val="bullet"/>
+      <w:lvlText w:val="o"/>
+      <w:lvlJc w:val="left"/>
+      <w:pPr>
+        <w:tabs>
+          <w:tab w:val="num" w:pos="1440"/>
+        </w:tabs>
+        <w:ind w:left="1440" w:hanging="360"/>
+      </w:pPr>
+      <w:rPr>
+        <w:rFonts w:ascii="Courier New" w:hAnsi="Courier New" w:hint="default"/>
+        <w:sz w:val="20"/>
+      </w:rPr>
+    </w:lvl>
+    <w:lvl w:ilvl="2" w:tentative="1">
+      <w:start w:val="1"/>
+      <w:numFmt w:val="bullet"/>
+      <w:lvlText w:val=""/>
+      <w:lvlJc w:val="left"/>
+      <w:pPr>
+        <w:tabs>
+          <w:tab w:val="num" w:pos="2160"/>
+        </w:tabs>
+        <w:ind w:left="2160" w:hanging="360"/>
+      </w:pPr>
+      <w:rPr>
+        <w:rFonts w:ascii="Wingdings" w:hAnsi="Wingdings" w:hint="default"/>
+        <w:sz w:val="20"/>
+      </w:rPr>
+    </w:lvl>
+    <w:lvl w:ilvl="3" w:tentative="1">
+      <w:start w:val="1"/>
+      <w:numFmt w:val="bullet"/>
+      <w:lvlText w:val=""/>
+      <w:lvlJc w:val="left"/>
+      <w:pPr>
+        <w:tabs>
+          <w:tab w:val="num" w:pos="2880"/>
+        </w:tabs>
+        <w:ind w:left="2880" w:hanging="360"/>
+      </w:pPr>
+      <w:rPr>
+        <w:rFonts w:ascii="Wingdings" w:hAnsi="Wingdings" w:hint="default"/>
+        <w:sz w:val="20"/>
+      </w:rPr>
+    </w:lvl>
+    <w:lvl w:ilvl="4" w:tentative="1">
+      <w:start w:val="1"/>
+      <w:numFmt w:val="bullet"/>
+      <w:lvlText w:val=""/>
+      <w:lvlJc w:val="left"/>
+      <w:pPr>
+        <w:tabs>
+          <w:tab w:val="num" w:pos="3600"/>
+        </w:tabs>
+        <w:ind w:left="3600" w:hanging="360"/>
+      </w:pPr>
+      <w:rPr>
+        <w:rFonts w:ascii="Wingdings" w:hAnsi="Wingdings" w:hint="default"/>
+        <w:sz w:val="20"/>
+      </w:rPr>
+    </w:lvl>
+    <w:lvl w:ilvl="5" w:tentative="1">
+      <w:start w:val="1"/>
+      <w:numFmt w:val="bullet"/>
+      <w:lvlText w:val=""/>
+      <w:lvlJc w:val="left"/>
+      <w:pPr>
+        <w:tabs>
+          <w:tab w:val="num" w:pos="4320"/>
+        </w:tabs>
+        <w:ind w:left="4320" w:hanging="360"/>
+      </w:pPr>
+      <w:rPr>
+        <w:rFonts w:ascii="Wingdings" w:hAnsi="Wingdings" w:hint="default"/>
+        <w:sz w:val="20"/>
+      </w:rPr>
+    </w:lvl>
+    <w:lvl w:ilvl="6" w:tentative="1">
+      <w:start w:val="1"/>
+      <w:numFmt w:val="bullet"/>
+      <w:lvlText w:val=""/>
+      <w:lvlJc w:val="left"/>
+      <w:pPr>
+        <w:tabs>
+          <w:tab w:val="num" w:pos="5040"/>
+        </w:tabs>
+        <w:ind w:left="5040" w:hanging="360"/>
+      </w:pPr>
+      <w:rPr>
+        <w:rFonts w:ascii="Wingdings" w:hAnsi="Wingdings" w:hint="default"/>
+        <w:sz w:val="20"/>
+      </w:rPr>
+    </w:lvl>
+    <w:lvl w:ilvl="7" w:tentative="1">
+      <w:start w:val="1"/>
+      <w:numFmt w:val="bullet"/>
+      <w:lvlText w:val=""/>
+      <w:lvlJc w:val="left"/>
+      <w:pPr>
+        <w:tabs>
+          <w:tab w:val="num" w:pos="5760"/>
+        </w:tabs>
+        <w:ind w:left="5760" w:hanging="360"/>
+      </w:pPr>
+      <w:rPr>
+        <w:rFonts w:ascii="Wingdings" w:hAnsi="Wingdings" w:hint="default"/>
+        <w:sz w:val="20"/>
+      </w:rPr>
+    </w:lvl>
+    <w:lvl w:ilvl="8" w:tentative="1">
+      <w:start w:val="1"/>
+      <w:numFmt w:val="bullet"/>
+      <w:lvlText w:val=""/>
+      <w:lvlJc w:val="left"/>
+      <w:pPr>
+        <w:tabs>
+          <w:tab w:val="num" w:pos="6480"/>
+        </w:tabs>
+        <w:ind w:left="6480" w:hanging="360"/>
+      </w:pPr>
+      <w:rPr>
+        <w:rFonts w:ascii="Wingdings" w:hAnsi="Wingdings" w:hint="default"/>
+        <w:sz w:val="20"/>
+      </w:rPr>
+    </w:lvl>
+  </w:abstractNum>
+  <w:abstractNum w:abstractNumId="10" w15:restartNumberingAfterBreak="0">
+    <w:nsid w:val="6EBC0082"/>
+    <w:multiLevelType w:val="multilevel"/>
+    <w:tmpl w:val="4A58A0B6"/>
+    <w:lvl w:ilvl="0">
+      <w:start w:val="1"/>
+      <w:numFmt w:val="bullet"/>
+      <w:lvlText w:val=""/>
+      <w:lvlJc w:val="left"/>
+      <w:pPr>
+        <w:tabs>
+          <w:tab w:val="num" w:pos="720"/>
+        </w:tabs>
+        <w:ind w:left="720" w:hanging="360"/>
+      </w:pPr>
+      <w:rPr>
+        <w:rFonts w:ascii="Symbol" w:hAnsi="Symbol" w:hint="default"/>
+        <w:sz w:val="20"/>
+      </w:rPr>
+    </w:lvl>
+    <w:lvl w:ilvl="1" w:tentative="1">
+      <w:start w:val="1"/>
+      <w:numFmt w:val="bullet"/>
+      <w:lvlText w:val="o"/>
+      <w:lvlJc w:val="left"/>
+      <w:pPr>
+        <w:tabs>
+          <w:tab w:val="num" w:pos="1440"/>
+        </w:tabs>
+        <w:ind w:left="1440" w:hanging="360"/>
+      </w:pPr>
+      <w:rPr>
+        <w:rFonts w:ascii="Courier New" w:hAnsi="Courier New" w:hint="default"/>
+        <w:sz w:val="20"/>
+      </w:rPr>
+    </w:lvl>
+    <w:lvl w:ilvl="2" w:tentative="1">
+      <w:start w:val="1"/>
+      <w:numFmt w:val="bullet"/>
+      <w:lvlText w:val=""/>
+      <w:lvlJc w:val="left"/>
+      <w:pPr>
+        <w:tabs>
+          <w:tab w:val="num" w:pos="2160"/>
+        </w:tabs>
+        <w:ind w:left="2160" w:hanging="360"/>
+      </w:pPr>
+      <w:rPr>
+        <w:rFonts w:ascii="Wingdings" w:hAnsi="Wingdings" w:hint="default"/>
+        <w:sz w:val="20"/>
+      </w:rPr>
+    </w:lvl>
+    <w:lvl w:ilvl="3" w:tentative="1">
+      <w:start w:val="1"/>
+      <w:numFmt w:val="bullet"/>
+      <w:lvlText w:val=""/>
+      <w:lvlJc w:val="left"/>
+      <w:pPr>
+        <w:tabs>
+          <w:tab w:val="num" w:pos="2880"/>
+        </w:tabs>
+        <w:ind w:left="2880" w:hanging="360"/>
+      </w:pPr>
+      <w:rPr>
+        <w:rFonts w:ascii="Wingdings" w:hAnsi="Wingdings" w:hint="default"/>
+        <w:sz w:val="20"/>
+      </w:rPr>
+    </w:lvl>
+    <w:lvl w:ilvl="4" w:tentative="1">
+      <w:start w:val="1"/>
+      <w:numFmt w:val="bullet"/>
+      <w:lvlText w:val=""/>
+      <w:lvlJc w:val="left"/>
+      <w:pPr>
+        <w:tabs>
+          <w:tab w:val="num" w:pos="3600"/>
+        </w:tabs>
+        <w:ind w:left="3600" w:hanging="360"/>
+      </w:pPr>
+      <w:rPr>
+        <w:rFonts w:ascii="Wingdings" w:hAnsi="Wingdings" w:hint="default"/>
+        <w:sz w:val="20"/>
+      </w:rPr>
+    </w:lvl>
+    <w:lvl w:ilvl="5" w:tentative="1">
+      <w:start w:val="1"/>
+      <w:numFmt w:val="bullet"/>
+      <w:lvlText w:val=""/>
+      <w:lvlJc w:val="left"/>
+      <w:pPr>
+        <w:tabs>
+          <w:tab w:val="num" w:pos="4320"/>
+        </w:tabs>
+        <w:ind w:left="4320" w:hanging="360"/>
+      </w:pPr>
+      <w:rPr>
+        <w:rFonts w:ascii="Wingdings" w:hAnsi="Wingdings" w:hint="default"/>
+        <w:sz w:val="20"/>
+      </w:rPr>
+    </w:lvl>
+    <w:lvl w:ilvl="6" w:tentative="1">
+      <w:start w:val="1"/>
+      <w:numFmt w:val="bullet"/>
+      <w:lvlText w:val=""/>
+      <w:lvlJc w:val="left"/>
+      <w:pPr>
+        <w:tabs>
+          <w:tab w:val="num" w:pos="5040"/>
+        </w:tabs>
+        <w:ind w:left="5040" w:hanging="360"/>
+      </w:pPr>
+      <w:rPr>
+        <w:rFonts w:ascii="Wingdings" w:hAnsi="Wingdings" w:hint="default"/>
+        <w:sz w:val="20"/>
+      </w:rPr>
+    </w:lvl>
+    <w:lvl w:ilvl="7" w:tentative="1">
+      <w:start w:val="1"/>
+      <w:numFmt w:val="bullet"/>
+      <w:lvlText w:val=""/>
+      <w:lvlJc w:val="left"/>
+      <w:pPr>
+        <w:tabs>
+          <w:tab w:val="num" w:pos="5760"/>
+        </w:tabs>
+        <w:ind w:left="5760" w:hanging="360"/>
+      </w:pPr>
+      <w:rPr>
+        <w:rFonts w:ascii="Wingdings" w:hAnsi="Wingdings" w:hint="default"/>
+        <w:sz w:val="20"/>
+      </w:rPr>
+    </w:lvl>
+    <w:lvl w:ilvl="8" w:tentative="1">
+      <w:start w:val="1"/>
+      <w:numFmt w:val="bullet"/>
+      <w:lvlText w:val=""/>
+      <w:lvlJc w:val="left"/>
+      <w:pPr>
+        <w:tabs>
+          <w:tab w:val="num" w:pos="6480"/>
+        </w:tabs>
+        <w:ind w:left="6480" w:hanging="360"/>
+      </w:pPr>
+      <w:rPr>
+        <w:rFonts w:ascii="Wingdings" w:hAnsi="Wingdings" w:hint="default"/>
+        <w:sz w:val="20"/>
+      </w:rPr>
+    </w:lvl>
+  </w:abstractNum>
+  <w:abstractNum w:abstractNumId="11" w15:restartNumberingAfterBreak="0">
+    <w:nsid w:val="73BF398C"/>
+    <w:multiLevelType w:val="multilevel"/>
+    <w:tmpl w:val="E3A23A38"/>
+    <w:lvl w:ilvl="0">
+      <w:start w:val="1"/>
+      <w:numFmt w:val="bullet"/>
+      <w:lvlText w:val=""/>
+      <w:lvlJc w:val="left"/>
+      <w:pPr>
+        <w:tabs>
+          <w:tab w:val="num" w:pos="720"/>
+        </w:tabs>
+        <w:ind w:left="720" w:hanging="360"/>
+      </w:pPr>
+      <w:rPr>
+        <w:rFonts w:ascii="Symbol" w:hAnsi="Symbol" w:hint="default"/>
+        <w:sz w:val="20"/>
+      </w:rPr>
+    </w:lvl>
+    <w:lvl w:ilvl="1" w:tentative="1">
+      <w:start w:val="1"/>
+      <w:numFmt w:val="bullet"/>
+      <w:lvlText w:val="o"/>
+      <w:lvlJc w:val="left"/>
+      <w:pPr>
+        <w:tabs>
+          <w:tab w:val="num" w:pos="1440"/>
+        </w:tabs>
+        <w:ind w:left="1440" w:hanging="360"/>
+      </w:pPr>
+      <w:rPr>
+        <w:rFonts w:ascii="Courier New" w:hAnsi="Courier New" w:hint="default"/>
+        <w:sz w:val="20"/>
+      </w:rPr>
+    </w:lvl>
+    <w:lvl w:ilvl="2" w:tentative="1">
+      <w:start w:val="1"/>
+      <w:numFmt w:val="bullet"/>
+      <w:lvlText w:val=""/>
+      <w:lvlJc w:val="left"/>
+      <w:pPr>
+        <w:tabs>
+          <w:tab w:val="num" w:pos="2160"/>
+        </w:tabs>
+        <w:ind w:left="2160" w:hanging="360"/>
+      </w:pPr>
+      <w:rPr>
+        <w:rFonts w:ascii="Wingdings" w:hAnsi="Wingdings" w:hint="default"/>
+        <w:sz w:val="20"/>
+      </w:rPr>
+    </w:lvl>
+    <w:lvl w:ilvl="3" w:tentative="1">
+      <w:start w:val="1"/>
+      <w:numFmt w:val="bullet"/>
+      <w:lvlText w:val=""/>
+      <w:lvlJc w:val="left"/>
+      <w:pPr>
+        <w:tabs>
+          <w:tab w:val="num" w:pos="2880"/>
+        </w:tabs>
+        <w:ind w:left="2880" w:hanging="360"/>
+      </w:pPr>
+      <w:rPr>
+        <w:rFonts w:ascii="Wingdings" w:hAnsi="Wingdings" w:hint="default"/>
+        <w:sz w:val="20"/>
+      </w:rPr>
+    </w:lvl>
+    <w:lvl w:ilvl="4" w:tentative="1">
+      <w:start w:val="1"/>
+      <w:numFmt w:val="bullet"/>
+      <w:lvlText w:val=""/>
+      <w:lvlJc w:val="left"/>
+      <w:pPr>
+        <w:tabs>
+          <w:tab w:val="num" w:pos="3600"/>
+        </w:tabs>
+        <w:ind w:left="3600" w:hanging="360"/>
+      </w:pPr>
+      <w:rPr>
+        <w:rFonts w:ascii="Wingdings" w:hAnsi="Wingdings" w:hint="default"/>
+        <w:sz w:val="20"/>
+      </w:rPr>
+    </w:lvl>
+    <w:lvl w:ilvl="5" w:tentative="1">
+      <w:start w:val="1"/>
+      <w:numFmt w:val="bullet"/>
+      <w:lvlText w:val=""/>
+      <w:lvlJc w:val="left"/>
+      <w:pPr>
+        <w:tabs>
+          <w:tab w:val="num" w:pos="4320"/>
+        </w:tabs>
+        <w:ind w:left="4320" w:hanging="360"/>
+      </w:pPr>
+      <w:rPr>
+        <w:rFonts w:ascii="Wingdings" w:hAnsi="Wingdings" w:hint="default"/>
+        <w:sz w:val="20"/>
+      </w:rPr>
+    </w:lvl>
+    <w:lvl w:ilvl="6" w:tentative="1">
+      <w:start w:val="1"/>
+      <w:numFmt w:val="bullet"/>
+      <w:lvlText w:val=""/>
+      <w:lvlJc w:val="left"/>
+      <w:pPr>
+        <w:tabs>
+          <w:tab w:val="num" w:pos="5040"/>
+        </w:tabs>
+        <w:ind w:left="5040" w:hanging="360"/>
+      </w:pPr>
+      <w:rPr>
+        <w:rFonts w:ascii="Wingdings" w:hAnsi="Wingdings" w:hint="default"/>
+        <w:sz w:val="20"/>
+      </w:rPr>
+    </w:lvl>
+    <w:lvl w:ilvl="7" w:tentative="1">
+      <w:start w:val="1"/>
+      <w:numFmt w:val="bullet"/>
+      <w:lvlText w:val=""/>
+      <w:lvlJc w:val="left"/>
+      <w:pPr>
+        <w:tabs>
+          <w:tab w:val="num" w:pos="5760"/>
+        </w:tabs>
+        <w:ind w:left="5760" w:hanging="360"/>
+      </w:pPr>
+      <w:rPr>
+        <w:rFonts w:ascii="Wingdings" w:hAnsi="Wingdings" w:hint="default"/>
+        <w:sz w:val="20"/>
+      </w:rPr>
+    </w:lvl>
+    <w:lvl w:ilvl="8" w:tentative="1">
+      <w:start w:val="1"/>
+      <w:numFmt w:val="bullet"/>
+      <w:lvlText w:val=""/>
+      <w:lvlJc w:val="left"/>
+      <w:pPr>
+        <w:tabs>
+          <w:tab w:val="num" w:pos="6480"/>
+        </w:tabs>
+        <w:ind w:left="6480" w:hanging="360"/>
+      </w:pPr>
+      <w:rPr>
+        <w:rFonts w:ascii="Wingdings" w:hAnsi="Wingdings" w:hint="default"/>
+        <w:sz w:val="20"/>
+      </w:rPr>
+    </w:lvl>
+  </w:abstractNum>
+  <w:abstractNum w:abstractNumId="12" w15:restartNumberingAfterBreak="0">
     <w:nsid w:val="75C67915"/>
     <w:multiLevelType w:val="multilevel"/>
     <w:tmpl w:val="EBEC5938"/>
@@ -2508,7 +3136,305 @@
       </w:rPr>
     </w:lvl>
   </w:abstractNum>
-  <w:abstractNum w:abstractNumId="9" w15:restartNumberingAfterBreak="0">
+  <w:abstractNum w:abstractNumId="13" w15:restartNumberingAfterBreak="0">
+    <w:nsid w:val="7A2A017D"/>
+    <w:multiLevelType w:val="multilevel"/>
+    <w:tmpl w:val="8260123C"/>
+    <w:lvl w:ilvl="0">
+      <w:start w:val="1"/>
+      <w:numFmt w:val="bullet"/>
+      <w:lvlText w:val=""/>
+      <w:lvlJc w:val="left"/>
+      <w:pPr>
+        <w:tabs>
+          <w:tab w:val="num" w:pos="720"/>
+        </w:tabs>
+        <w:ind w:left="720" w:hanging="360"/>
+      </w:pPr>
+      <w:rPr>
+        <w:rFonts w:ascii="Symbol" w:hAnsi="Symbol" w:hint="default"/>
+        <w:sz w:val="20"/>
+      </w:rPr>
+    </w:lvl>
+    <w:lvl w:ilvl="1" w:tentative="1">
+      <w:start w:val="1"/>
+      <w:numFmt w:val="bullet"/>
+      <w:lvlText w:val="o"/>
+      <w:lvlJc w:val="left"/>
+      <w:pPr>
+        <w:tabs>
+          <w:tab w:val="num" w:pos="1440"/>
+        </w:tabs>
+        <w:ind w:left="1440" w:hanging="360"/>
+      </w:pPr>
+      <w:rPr>
+        <w:rFonts w:ascii="Courier New" w:hAnsi="Courier New" w:hint="default"/>
+        <w:sz w:val="20"/>
+      </w:rPr>
+    </w:lvl>
+    <w:lvl w:ilvl="2" w:tentative="1">
+      <w:start w:val="1"/>
+      <w:numFmt w:val="bullet"/>
+      <w:lvlText w:val=""/>
+      <w:lvlJc w:val="left"/>
+      <w:pPr>
+        <w:tabs>
+          <w:tab w:val="num" w:pos="2160"/>
+        </w:tabs>
+        <w:ind w:left="2160" w:hanging="360"/>
+      </w:pPr>
+      <w:rPr>
+        <w:rFonts w:ascii="Wingdings" w:hAnsi="Wingdings" w:hint="default"/>
+        <w:sz w:val="20"/>
+      </w:rPr>
+    </w:lvl>
+    <w:lvl w:ilvl="3" w:tentative="1">
+      <w:start w:val="1"/>
+      <w:numFmt w:val="bullet"/>
+      <w:lvlText w:val=""/>
+      <w:lvlJc w:val="left"/>
+      <w:pPr>
+        <w:tabs>
+          <w:tab w:val="num" w:pos="2880"/>
+        </w:tabs>
+        <w:ind w:left="2880" w:hanging="360"/>
+      </w:pPr>
+      <w:rPr>
+        <w:rFonts w:ascii="Wingdings" w:hAnsi="Wingdings" w:hint="default"/>
+        <w:sz w:val="20"/>
+      </w:rPr>
+    </w:lvl>
+    <w:lvl w:ilvl="4" w:tentative="1">
+      <w:start w:val="1"/>
+      <w:numFmt w:val="bullet"/>
+      <w:lvlText w:val=""/>
+      <w:lvlJc w:val="left"/>
+      <w:pPr>
+        <w:tabs>
+          <w:tab w:val="num" w:pos="3600"/>
+        </w:tabs>
+        <w:ind w:left="3600" w:hanging="360"/>
+      </w:pPr>
+      <w:rPr>
+        <w:rFonts w:ascii="Wingdings" w:hAnsi="Wingdings" w:hint="default"/>
+        <w:sz w:val="20"/>
+      </w:rPr>
+    </w:lvl>
+    <w:lvl w:ilvl="5" w:tentative="1">
+      <w:start w:val="1"/>
+      <w:numFmt w:val="bullet"/>
+      <w:lvlText w:val=""/>
+      <w:lvlJc w:val="left"/>
+      <w:pPr>
+        <w:tabs>
+          <w:tab w:val="num" w:pos="4320"/>
+        </w:tabs>
+        <w:ind w:left="4320" w:hanging="360"/>
+      </w:pPr>
+      <w:rPr>
+        <w:rFonts w:ascii="Wingdings" w:hAnsi="Wingdings" w:hint="default"/>
+        <w:sz w:val="20"/>
+      </w:rPr>
+    </w:lvl>
+    <w:lvl w:ilvl="6" w:tentative="1">
+      <w:start w:val="1"/>
+      <w:numFmt w:val="bullet"/>
+      <w:lvlText w:val=""/>
+      <w:lvlJc w:val="left"/>
+      <w:pPr>
+        <w:tabs>
+          <w:tab w:val="num" w:pos="5040"/>
+        </w:tabs>
+        <w:ind w:left="5040" w:hanging="360"/>
+      </w:pPr>
+      <w:rPr>
+        <w:rFonts w:ascii="Wingdings" w:hAnsi="Wingdings" w:hint="default"/>
+        <w:sz w:val="20"/>
+      </w:rPr>
+    </w:lvl>
+    <w:lvl w:ilvl="7" w:tentative="1">
+      <w:start w:val="1"/>
+      <w:numFmt w:val="bullet"/>
+      <w:lvlText w:val=""/>
+      <w:lvlJc w:val="left"/>
+      <w:pPr>
+        <w:tabs>
+          <w:tab w:val="num" w:pos="5760"/>
+        </w:tabs>
+        <w:ind w:left="5760" w:hanging="360"/>
+      </w:pPr>
+      <w:rPr>
+        <w:rFonts w:ascii="Wingdings" w:hAnsi="Wingdings" w:hint="default"/>
+        <w:sz w:val="20"/>
+      </w:rPr>
+    </w:lvl>
+    <w:lvl w:ilvl="8" w:tentative="1">
+      <w:start w:val="1"/>
+      <w:numFmt w:val="bullet"/>
+      <w:lvlText w:val=""/>
+      <w:lvlJc w:val="left"/>
+      <w:pPr>
+        <w:tabs>
+          <w:tab w:val="num" w:pos="6480"/>
+        </w:tabs>
+        <w:ind w:left="6480" w:hanging="360"/>
+      </w:pPr>
+      <w:rPr>
+        <w:rFonts w:ascii="Wingdings" w:hAnsi="Wingdings" w:hint="default"/>
+        <w:sz w:val="20"/>
+      </w:rPr>
+    </w:lvl>
+  </w:abstractNum>
+  <w:abstractNum w:abstractNumId="14" w15:restartNumberingAfterBreak="0">
+    <w:nsid w:val="7AE570EE"/>
+    <w:multiLevelType w:val="multilevel"/>
+    <w:tmpl w:val="7A489F02"/>
+    <w:lvl w:ilvl="0">
+      <w:start w:val="1"/>
+      <w:numFmt w:val="bullet"/>
+      <w:lvlText w:val=""/>
+      <w:lvlJc w:val="left"/>
+      <w:pPr>
+        <w:tabs>
+          <w:tab w:val="num" w:pos="720"/>
+        </w:tabs>
+        <w:ind w:left="720" w:hanging="360"/>
+      </w:pPr>
+      <w:rPr>
+        <w:rFonts w:ascii="Symbol" w:hAnsi="Symbol" w:hint="default"/>
+        <w:sz w:val="20"/>
+      </w:rPr>
+    </w:lvl>
+    <w:lvl w:ilvl="1" w:tentative="1">
+      <w:start w:val="1"/>
+      <w:numFmt w:val="bullet"/>
+      <w:lvlText w:val="o"/>
+      <w:lvlJc w:val="left"/>
+      <w:pPr>
+        <w:tabs>
+          <w:tab w:val="num" w:pos="1440"/>
+        </w:tabs>
+        <w:ind w:left="1440" w:hanging="360"/>
+      </w:pPr>
+      <w:rPr>
+        <w:rFonts w:ascii="Courier New" w:hAnsi="Courier New" w:hint="default"/>
+        <w:sz w:val="20"/>
+      </w:rPr>
+    </w:lvl>
+    <w:lvl w:ilvl="2" w:tentative="1">
+      <w:start w:val="1"/>
+      <w:numFmt w:val="bullet"/>
+      <w:lvlText w:val=""/>
+      <w:lvlJc w:val="left"/>
+      <w:pPr>
+        <w:tabs>
+          <w:tab w:val="num" w:pos="2160"/>
+        </w:tabs>
+        <w:ind w:left="2160" w:hanging="360"/>
+      </w:pPr>
+      <w:rPr>
+        <w:rFonts w:ascii="Wingdings" w:hAnsi="Wingdings" w:hint="default"/>
+        <w:sz w:val="20"/>
+      </w:rPr>
+    </w:lvl>
+    <w:lvl w:ilvl="3" w:tentative="1">
+      <w:start w:val="1"/>
+      <w:numFmt w:val="bullet"/>
+      <w:lvlText w:val=""/>
+      <w:lvlJc w:val="left"/>
+      <w:pPr>
+        <w:tabs>
+          <w:tab w:val="num" w:pos="2880"/>
+        </w:tabs>
+        <w:ind w:left="2880" w:hanging="360"/>
+      </w:pPr>
+      <w:rPr>
+        <w:rFonts w:ascii="Wingdings" w:hAnsi="Wingdings" w:hint="default"/>
+        <w:sz w:val="20"/>
+      </w:rPr>
+    </w:lvl>
+    <w:lvl w:ilvl="4" w:tentative="1">
+      <w:start w:val="1"/>
+      <w:numFmt w:val="bullet"/>
+      <w:lvlText w:val=""/>
+      <w:lvlJc w:val="left"/>
+      <w:pPr>
+        <w:tabs>
+          <w:tab w:val="num" w:pos="3600"/>
+        </w:tabs>
+        <w:ind w:left="3600" w:hanging="360"/>
+      </w:pPr>
+      <w:rPr>
+        <w:rFonts w:ascii="Wingdings" w:hAnsi="Wingdings" w:hint="default"/>
+        <w:sz w:val="20"/>
+      </w:rPr>
+    </w:lvl>
+    <w:lvl w:ilvl="5" w:tentative="1">
+      <w:start w:val="1"/>
+      <w:numFmt w:val="bullet"/>
+      <w:lvlText w:val=""/>
+      <w:lvlJc w:val="left"/>
+      <w:pPr>
+        <w:tabs>
+          <w:tab w:val="num" w:pos="4320"/>
+        </w:tabs>
+        <w:ind w:left="4320" w:hanging="360"/>
+      </w:pPr>
+      <w:rPr>
+        <w:rFonts w:ascii="Wingdings" w:hAnsi="Wingdings" w:hint="default"/>
+        <w:sz w:val="20"/>
+      </w:rPr>
+    </w:lvl>
+    <w:lvl w:ilvl="6" w:tentative="1">
+      <w:start w:val="1"/>
+      <w:numFmt w:val="bullet"/>
+      <w:lvlText w:val=""/>
+      <w:lvlJc w:val="left"/>
+      <w:pPr>
+        <w:tabs>
+          <w:tab w:val="num" w:pos="5040"/>
+        </w:tabs>
+        <w:ind w:left="5040" w:hanging="360"/>
+      </w:pPr>
+      <w:rPr>
+        <w:rFonts w:ascii="Wingdings" w:hAnsi="Wingdings" w:hint="default"/>
+        <w:sz w:val="20"/>
+      </w:rPr>
+    </w:lvl>
+    <w:lvl w:ilvl="7" w:tentative="1">
+      <w:start w:val="1"/>
+      <w:numFmt w:val="bullet"/>
+      <w:lvlText w:val=""/>
+      <w:lvlJc w:val="left"/>
+      <w:pPr>
+        <w:tabs>
+          <w:tab w:val="num" w:pos="5760"/>
+        </w:tabs>
+        <w:ind w:left="5760" w:hanging="360"/>
+      </w:pPr>
+      <w:rPr>
+        <w:rFonts w:ascii="Wingdings" w:hAnsi="Wingdings" w:hint="default"/>
+        <w:sz w:val="20"/>
+      </w:rPr>
+    </w:lvl>
+    <w:lvl w:ilvl="8" w:tentative="1">
+      <w:start w:val="1"/>
+      <w:numFmt w:val="bullet"/>
+      <w:lvlText w:val=""/>
+      <w:lvlJc w:val="left"/>
+      <w:pPr>
+        <w:tabs>
+          <w:tab w:val="num" w:pos="6480"/>
+        </w:tabs>
+        <w:ind w:left="6480" w:hanging="360"/>
+      </w:pPr>
+      <w:rPr>
+        <w:rFonts w:ascii="Wingdings" w:hAnsi="Wingdings" w:hint="default"/>
+        <w:sz w:val="20"/>
+      </w:rPr>
+    </w:lvl>
+  </w:abstractNum>
+  <w:abstractNum w:abstractNumId="15" w15:restartNumberingAfterBreak="0">
     <w:nsid w:val="7D587D3E"/>
     <w:multiLevelType w:val="multilevel"/>
     <w:tmpl w:val="F850DD54"/>
@@ -2670,22 +3596,40 @@
     <w:abstractNumId w:val="3"/>
   </w:num>
   <w:num w:numId="5">
-    <w:abstractNumId w:val="5"/>
+    <w:abstractNumId w:val="6"/>
   </w:num>
   <w:num w:numId="6">
-    <w:abstractNumId w:val="7"/>
+    <w:abstractNumId w:val="8"/>
   </w:num>
   <w:num w:numId="7">
-    <w:abstractNumId w:val="8"/>
+    <w:abstractNumId w:val="12"/>
   </w:num>
   <w:num w:numId="8">
     <w:abstractNumId w:val="0"/>
   </w:num>
   <w:num w:numId="9">
-    <w:abstractNumId w:val="6"/>
+    <w:abstractNumId w:val="7"/>
   </w:num>
   <w:num w:numId="10">
+    <w:abstractNumId w:val="15"/>
+  </w:num>
+  <w:num w:numId="11">
+    <w:abstractNumId w:val="14"/>
+  </w:num>
+  <w:num w:numId="12">
+    <w:abstractNumId w:val="5"/>
+  </w:num>
+  <w:num w:numId="13">
     <w:abstractNumId w:val="9"/>
+  </w:num>
+  <w:num w:numId="14">
+    <w:abstractNumId w:val="10"/>
+  </w:num>
+  <w:num w:numId="15">
+    <w:abstractNumId w:val="13"/>
+  </w:num>
+  <w:num w:numId="16">
+    <w:abstractNumId w:val="11"/>
   </w:num>
 </w:numbering>
 </file>
@@ -3089,9 +4033,29 @@
     <w:qFormat/>
     <w:rsid w:val="0058377B"/>
   </w:style>
+  <w:style w:type="paragraph" w:styleId="Heading3">
+    <w:name w:val="heading 3"/>
+    <w:basedOn w:val="Normal"/>
+    <w:link w:val="Heading3Char"/>
+    <w:uiPriority w:val="9"/>
+    <w:qFormat/>
+    <w:rsid w:val="00A870D8"/>
+    <w:pPr>
+      <w:spacing w:before="100" w:beforeAutospacing="1" w:after="100" w:afterAutospacing="1" w:line="240" w:lineRule="auto"/>
+      <w:outlineLvl w:val="2"/>
+    </w:pPr>
+    <w:rPr>
+      <w:rFonts w:ascii="Times New Roman" w:eastAsia="Times New Roman" w:hAnsi="Times New Roman" w:cs="Times New Roman"/>
+      <w:b/>
+      <w:bCs/>
+      <w:sz w:val="27"/>
+      <w:szCs w:val="27"/>
+    </w:rPr>
+  </w:style>
   <w:style w:type="character" w:default="1" w:styleId="DefaultParagraphFont">
     <w:name w:val="Default Paragraph Font"/>
     <w:uiPriority w:val="1"/>
+    <w:semiHidden/>
     <w:unhideWhenUsed/>
   </w:style>
   <w:style w:type="table" w:default="1" w:styleId="TableNormal">
@@ -3125,6 +4089,44 @@
       <w:ind w:left="720"/>
       <w:contextualSpacing/>
     </w:pPr>
+  </w:style>
+  <w:style w:type="character" w:customStyle="1" w:styleId="Heading3Char">
+    <w:name w:val="Heading 3 Char"/>
+    <w:basedOn w:val="DefaultParagraphFont"/>
+    <w:link w:val="Heading3"/>
+    <w:uiPriority w:val="9"/>
+    <w:rsid w:val="00A870D8"/>
+    <w:rPr>
+      <w:rFonts w:ascii="Times New Roman" w:eastAsia="Times New Roman" w:hAnsi="Times New Roman" w:cs="Times New Roman"/>
+      <w:b/>
+      <w:bCs/>
+      <w:sz w:val="27"/>
+      <w:szCs w:val="27"/>
+    </w:rPr>
+  </w:style>
+  <w:style w:type="character" w:styleId="Strong">
+    <w:name w:val="Strong"/>
+    <w:basedOn w:val="DefaultParagraphFont"/>
+    <w:uiPriority w:val="22"/>
+    <w:qFormat/>
+    <w:rsid w:val="00A870D8"/>
+    <w:rPr>
+      <w:b/>
+      <w:bCs/>
+    </w:rPr>
+  </w:style>
+  <w:style w:type="character" w:styleId="HTMLCode">
+    <w:name w:val="HTML Code"/>
+    <w:basedOn w:val="DefaultParagraphFont"/>
+    <w:uiPriority w:val="99"/>
+    <w:semiHidden/>
+    <w:unhideWhenUsed/>
+    <w:rsid w:val="00A870D8"/>
+    <w:rPr>
+      <w:rFonts w:ascii="Courier New" w:eastAsia="Times New Roman" w:hAnsi="Courier New" w:cs="Courier New"/>
+      <w:sz w:val="20"/>
+      <w:szCs w:val="20"/>
+    </w:rPr>
   </w:style>
 </w:styles>
 </file>
